--- a/376/Social media ban for children.docx
+++ b/376/Social media ban for children.docx
@@ -51,63 +51,7 @@
         <w:rPr>
           <w:lang w:val="en-US"/>
         </w:rPr>
-        <w:t xml:space="preserve">Currently social media runs of a very strange business model. Social media current model is </w:t>
-      </w:r>
-      <w:proofErr w:type="gramStart"/>
-      <w:r>
-        <w:rPr>
-          <w:lang w:val="en-US"/>
-        </w:rPr>
-        <w:t>too</w:t>
-      </w:r>
-      <w:proofErr w:type="gramEnd"/>
-      <w:r>
-        <w:rPr>
-          <w:lang w:val="en-US"/>
-        </w:rPr>
-        <w:t xml:space="preserve"> maximize engagement []. They do this because they can sell the data gathered from you to advertisers. A general business model is </w:t>
-      </w:r>
-      <w:proofErr w:type="gramStart"/>
-      <w:r>
-        <w:rPr>
-          <w:lang w:val="en-US"/>
-        </w:rPr>
-        <w:t>make</w:t>
-      </w:r>
-      <w:proofErr w:type="gramEnd"/>
-      <w:r>
-        <w:rPr>
-          <w:lang w:val="en-US"/>
-        </w:rPr>
-        <w:t xml:space="preserve"> something that people want to buy, people buy said thing end of deal. If you are selling a service the customer buys the service for a set amount of time or until a task is complete, end of deal. The closest thing to the social media business is model is entertainment, specifically entertainment with advertising. The entertainment wants you to watch the </w:t>
-      </w:r>
-      <w:proofErr w:type="gramStart"/>
-      <w:r>
-        <w:rPr>
-          <w:lang w:val="en-US"/>
-        </w:rPr>
-        <w:t>adds</w:t>
-      </w:r>
-      <w:proofErr w:type="gramEnd"/>
-      <w:r>
-        <w:rPr>
-          <w:lang w:val="en-US"/>
-        </w:rPr>
-        <w:t xml:space="preserve"> so want your attention as long as possible. Casinos also fit this bill of wanting your attention as long as possible, because as long as you are </w:t>
-      </w:r>
-      <w:proofErr w:type="gramStart"/>
-      <w:r>
-        <w:rPr>
-          <w:lang w:val="en-US"/>
-        </w:rPr>
-        <w:t>playing</w:t>
-      </w:r>
-      <w:proofErr w:type="gramEnd"/>
-      <w:r>
-        <w:rPr>
-          <w:lang w:val="en-US"/>
-        </w:rPr>
-        <w:t xml:space="preserve"> they will be in general gaining money. </w:t>
+        <w:t xml:space="preserve">Currently social media runs of a very strange business model. Social media current model is too maximize engagement []. They do this because they can sell the data gathered from you to advertisers. A general business model is make something that people want to buy, people buy said thing end of deal. If you are selling a service the customer buys the service for a set amount of time or until a task is complete, end of deal. The closest thing to the social media business is model is entertainment, specifically entertainment with advertising. The entertainment wants you to watch the adds so want your attention as long as possible. Casinos also fit this bill of wanting your attention as long as possible, because as long as you are playing they will be in general gaining money. </w:t>
       </w:r>
     </w:p>
     <w:p>
@@ -126,21 +70,7 @@
         <w:rPr>
           <w:lang w:val="en-US"/>
         </w:rPr>
-        <w:t xml:space="preserve"> you can wrap them in bubble wrap and force them to stay in the house. Unfortunately, you cannot protect this person from everything, there is always a small chance a big storm knocks over a tree and crushes the house with the person inside it. Also keeping someone as a prisoner even in </w:t>
-      </w:r>
-      <w:proofErr w:type="gramStart"/>
-      <w:r>
-        <w:rPr>
-          <w:lang w:val="en-US"/>
-        </w:rPr>
-        <w:t>there</w:t>
-      </w:r>
-      <w:proofErr w:type="gramEnd"/>
-      <w:r>
-        <w:rPr>
-          <w:lang w:val="en-US"/>
-        </w:rPr>
-        <w:t xml:space="preserve"> own house is in most scenarios frowned upon.</w:t>
+        <w:t xml:space="preserve"> you can wrap them in bubble wrap and force them to stay in the house. Unfortunately, you cannot protect this person from everything, there is always a small chance a big storm knocks over a tree and crushes the house with the person inside it. Also keeping someone as a prisoner even in there own house is in most scenarios frowned upon.</w:t>
       </w:r>
     </w:p>
     <w:p>
@@ -261,21 +191,7 @@
         <w:rPr>
           <w:lang w:val="en-US"/>
         </w:rPr>
-        <w:t xml:space="preserve">restricted? Lots of people think that suicide is not something that </w:t>
-      </w:r>
-      <w:proofErr w:type="gramStart"/>
-      <w:r>
-        <w:rPr>
-          <w:lang w:val="en-US"/>
-        </w:rPr>
-        <w:t>we as a society</w:t>
-      </w:r>
-      <w:proofErr w:type="gramEnd"/>
-      <w:r>
-        <w:rPr>
-          <w:lang w:val="en-US"/>
-        </w:rPr>
-        <w:t xml:space="preserve"> should allow, but some countries even allow that in some cases</w:t>
+        <w:t>restricted? Lots of people think that suicide is not something that we as a society should allow, but some countries even allow that in some cases</w:t>
       </w:r>
       <w:r>
         <w:rPr>
@@ -318,35 +234,7 @@
         <w:rPr>
           <w:lang w:val="en-US"/>
         </w:rPr>
-        <w:t xml:space="preserve">This line becomes even more blurred when we consider drugs and alcohol. Some countries prohibit the consumption </w:t>
-      </w:r>
-      <w:proofErr w:type="gramStart"/>
-      <w:r>
-        <w:rPr>
-          <w:lang w:val="en-US"/>
-        </w:rPr>
-        <w:t>on</w:t>
-      </w:r>
-      <w:proofErr w:type="gramEnd"/>
-      <w:r>
-        <w:rPr>
-          <w:lang w:val="en-US"/>
-        </w:rPr>
-        <w:t xml:space="preserve"> </w:t>
-      </w:r>
-      <w:proofErr w:type="gramStart"/>
-      <w:r>
-        <w:rPr>
-          <w:lang w:val="en-US"/>
-        </w:rPr>
-        <w:t>alcohol</w:t>
-      </w:r>
-      <w:proofErr w:type="gramEnd"/>
-      <w:r>
-        <w:rPr>
-          <w:lang w:val="en-US"/>
-        </w:rPr>
-        <w:t xml:space="preserve"> and some do not. </w:t>
+        <w:t xml:space="preserve">This line becomes even more blurred when we consider drugs and alcohol. Some countries prohibit the consumption on alcohol and some do not. </w:t>
       </w:r>
       <w:r>
         <w:rPr>
@@ -377,35 +265,7 @@
         <w:rPr>
           <w:lang w:val="en-US"/>
         </w:rPr>
-        <w:t xml:space="preserve">These arguments of free will vs protecting people </w:t>
-      </w:r>
-      <w:proofErr w:type="gramStart"/>
-      <w:r>
-        <w:rPr>
-          <w:lang w:val="en-US"/>
-        </w:rPr>
-        <w:t>changes</w:t>
-      </w:r>
-      <w:proofErr w:type="gramEnd"/>
-      <w:r>
-        <w:rPr>
-          <w:lang w:val="en-US"/>
-        </w:rPr>
-        <w:t xml:space="preserve"> significantly when the people that are being protected are minors or children. The answer to </w:t>
-      </w:r>
-      <w:proofErr w:type="gramStart"/>
-      <w:r>
-        <w:rPr>
-          <w:lang w:val="en-US"/>
-        </w:rPr>
-        <w:t>all of</w:t>
-      </w:r>
-      <w:proofErr w:type="gramEnd"/>
-      <w:r>
-        <w:rPr>
-          <w:lang w:val="en-US"/>
-        </w:rPr>
-        <w:t xml:space="preserve"> the questions above, should x be illegal, were yes if you are a minor in Canada []. </w:t>
+        <w:t xml:space="preserve">These arguments of free will vs protecting people changes significantly when the people that are being protected are minors or children. The answer to all of the questions above, should x be illegal, were yes if you are a minor in Canada []. </w:t>
       </w:r>
       <w:r>
         <w:rPr>
@@ -418,21 +278,7 @@
           <w:lang w:val="en-US"/>
         </w:rPr>
         <w:lastRenderedPageBreak/>
-        <w:t xml:space="preserve">developed frontal lobes, the part of the brain the regulates decision making []. For this </w:t>
-      </w:r>
-      <w:proofErr w:type="gramStart"/>
-      <w:r>
-        <w:rPr>
-          <w:lang w:val="en-US"/>
-        </w:rPr>
-        <w:t>reason</w:t>
-      </w:r>
-      <w:proofErr w:type="gramEnd"/>
-      <w:r>
-        <w:rPr>
-          <w:lang w:val="en-US"/>
-        </w:rPr>
-        <w:t xml:space="preserve"> drugs are and other addictive things are often illegal for children to use.</w:t>
+        <w:t>developed frontal lobes, the part of the brain the regulates decision making []. For this reason drugs are and other addictive things are often illegal for children to use.</w:t>
       </w:r>
     </w:p>
     <w:p>
@@ -445,77 +291,7 @@
         <w:rPr>
           <w:lang w:val="en-US"/>
         </w:rPr>
-        <w:t xml:space="preserve">In Canada the laws have made it clear that we allow adults to do things that could potentially harm selves. If your act will potentially harm </w:t>
-      </w:r>
-      <w:proofErr w:type="gramStart"/>
-      <w:r>
-        <w:rPr>
-          <w:lang w:val="en-US"/>
-        </w:rPr>
-        <w:t>another</w:t>
-      </w:r>
-      <w:proofErr w:type="gramEnd"/>
-      <w:r>
-        <w:rPr>
-          <w:lang w:val="en-US"/>
-        </w:rPr>
-        <w:t xml:space="preserve"> is it not ok. It is illegal to drive drunk, because you are putting </w:t>
-      </w:r>
-      <w:proofErr w:type="gramStart"/>
-      <w:r>
-        <w:rPr>
-          <w:lang w:val="en-US"/>
-        </w:rPr>
-        <w:t>other</w:t>
-      </w:r>
-      <w:proofErr w:type="gramEnd"/>
-      <w:r>
-        <w:rPr>
-          <w:lang w:val="en-US"/>
-        </w:rPr>
-        <w:t xml:space="preserve"> in unnecessary danger. You are allowed to be drunk, but that drunkenness </w:t>
-      </w:r>
-      <w:proofErr w:type="gramStart"/>
-      <w:r>
-        <w:rPr>
-          <w:lang w:val="en-US"/>
-        </w:rPr>
-        <w:t>can not</w:t>
-      </w:r>
-      <w:proofErr w:type="gramEnd"/>
-      <w:r>
-        <w:rPr>
-          <w:lang w:val="en-US"/>
-        </w:rPr>
-        <w:t xml:space="preserve"> put others in harms way. You are allowed to smoke tobacco, but there are now rules where you can smoke in order to protect those that would be </w:t>
-      </w:r>
-      <w:proofErr w:type="gramStart"/>
-      <w:r>
-        <w:rPr>
-          <w:lang w:val="en-US"/>
-        </w:rPr>
-        <w:t>harm</w:t>
-      </w:r>
-      <w:proofErr w:type="gramEnd"/>
-      <w:r>
-        <w:rPr>
-          <w:lang w:val="en-US"/>
-        </w:rPr>
-        <w:t xml:space="preserve"> by the </w:t>
-      </w:r>
-      <w:proofErr w:type="gramStart"/>
-      <w:r>
-        <w:rPr>
-          <w:lang w:val="en-US"/>
-        </w:rPr>
-        <w:t>second hand</w:t>
-      </w:r>
-      <w:proofErr w:type="gramEnd"/>
-      <w:r>
-        <w:rPr>
-          <w:lang w:val="en-US"/>
-        </w:rPr>
-        <w:t xml:space="preserve"> smoke. Adults are allowed to gamble, gambling breaks the trend harming others, </w:t>
+        <w:t xml:space="preserve">In Canada the laws have made it clear that we allow adults to do things that could potentially harm selves. If your act will potentially harm another is it not ok. It is illegal to drive drunk, because you are putting other in unnecessary danger. You are allowed to be drunk, but that drunkenness can not put others in harms way. You are allowed to smoke tobacco, but there are now rules where you can smoke in order to protect those that would be harm by the second hand smoke. Adults are allowed to gamble, gambling breaks the trend harming others, </w:t>
       </w:r>
       <w:r>
         <w:rPr>
@@ -534,41 +310,13 @@
         <w:rPr>
           <w:lang w:val="en-US"/>
         </w:rPr>
-        <w:t xml:space="preserve">This leads us to the topic of social </w:t>
-      </w:r>
-      <w:proofErr w:type="gramStart"/>
-      <w:r>
-        <w:rPr>
-          <w:lang w:val="en-US"/>
-        </w:rPr>
-        <w:t>media,</w:t>
-      </w:r>
-      <w:proofErr w:type="gramEnd"/>
-      <w:r>
-        <w:rPr>
-          <w:lang w:val="en-US"/>
-        </w:rPr>
-        <w:t xml:space="preserve"> it has the potential to cause harm to the person using it. Should it be illegal? </w:t>
-      </w:r>
-      <w:r>
-        <w:rPr>
-          <w:lang w:val="en-US"/>
-        </w:rPr>
-        <w:t xml:space="preserve">There is a debate </w:t>
-      </w:r>
-      <w:proofErr w:type="gramStart"/>
-      <w:r>
-        <w:rPr>
-          <w:lang w:val="en-US"/>
-        </w:rPr>
-        <w:t>that is</w:t>
-      </w:r>
-      <w:proofErr w:type="gramEnd"/>
-      <w:r>
-        <w:rPr>
-          <w:lang w:val="en-US"/>
-        </w:rPr>
-        <w:t xml:space="preserve"> maybe it should be.</w:t>
+        <w:t xml:space="preserve">This leads us to the topic of social media, it has the potential to cause harm to the person using it. Should it be illegal? </w:t>
+      </w:r>
+      <w:r>
+        <w:rPr>
+          <w:lang w:val="en-US"/>
+        </w:rPr>
+        <w:t>There is a debate that is maybe it should be.</w:t>
       </w:r>
       <w:r>
         <w:rPr>
@@ -580,21 +328,7 @@
         <w:rPr>
           <w:lang w:val="en-US"/>
         </w:rPr>
-        <w:t xml:space="preserve">not be illegal for minors to use. That is a business </w:t>
-      </w:r>
-      <w:proofErr w:type="gramStart"/>
-      <w:r>
-        <w:rPr>
-          <w:lang w:val="en-US"/>
-        </w:rPr>
-        <w:t>who’s</w:t>
-      </w:r>
-      <w:proofErr w:type="gramEnd"/>
-      <w:r>
-        <w:rPr>
-          <w:lang w:val="en-US"/>
-        </w:rPr>
-        <w:t xml:space="preserve"> revenue is more than 50% driven by data sold to third parties should be illegal for minors to use. </w:t>
+        <w:t xml:space="preserve">not be illegal for minors to use. That is a business who’s revenue is more than 50% driven by data sold to third parties should be illegal for minors to use. </w:t>
       </w:r>
     </w:p>
     <w:p>
@@ -607,21 +341,52 @@
         <w:rPr>
           <w:lang w:val="en-US"/>
         </w:rPr>
-        <w:t xml:space="preserve">Just like gambling, tobacco, alcohol, and </w:t>
-      </w:r>
-      <w:proofErr w:type="gramStart"/>
-      <w:r>
-        <w:rPr>
-          <w:lang w:val="en-US"/>
-        </w:rPr>
-        <w:t>marijuana</w:t>
-      </w:r>
-      <w:proofErr w:type="gramEnd"/>
-      <w:r>
-        <w:rPr>
-          <w:lang w:val="en-US"/>
-        </w:rPr>
-        <w:t xml:space="preserve"> </w:t>
+        <w:t xml:space="preserve">I am not saying that there are not problems with tobacco and alcohol. But theoretically a minor could buy these products and not use them, thus not harming them. The alcohol and tobacco companies would not care too much if they weren’t used, they would still be happy that they made a sale. Gambling and streaming services like Netflix are closer to being a problem. </w:t>
+      </w:r>
+    </w:p>
+    <w:p>
+      <w:pPr>
+        <w:rPr>
+          <w:lang w:val="en-US"/>
+        </w:rPr>
+      </w:pPr>
+      <w:r>
+        <w:rPr>
+          <w:lang w:val="en-US"/>
+        </w:rPr>
+        <w:t xml:space="preserve">Netflix might be selling the data gathered, but they theoretically only care that you keep your subscription, they don’t care if you don’t actually watch anything. Netflix has its own problems of trying to keep users engaged </w:t>
+      </w:r>
+      <w:r>
+        <w:rPr>
+          <w:lang w:val="en-US"/>
+        </w:rPr>
+        <w:t xml:space="preserve">like automatically playing the next episode. But they are less incentivized to make their product addictive because their revenue is not entirely or close to entirely based on their users using their products. </w:t>
+      </w:r>
+    </w:p>
+    <w:p>
+      <w:pPr>
+        <w:rPr>
+          <w:lang w:val="en-US"/>
+        </w:rPr>
+      </w:pPr>
+      <w:r>
+        <w:rPr>
+          <w:lang w:val="en-US"/>
+        </w:rPr>
+        <w:t xml:space="preserve">Gambling has a large problem with addiction. In Ontario you can put yourself on a </w:t>
+      </w:r>
+    </w:p>
+    <w:p>
+      <w:pPr>
+        <w:rPr>
+          <w:lang w:val="en-US"/>
+        </w:rPr>
+      </w:pPr>
+      <w:r>
+        <w:rPr>
+          <w:lang w:val="en-US"/>
+        </w:rPr>
+        <w:t xml:space="preserve">Just like gambling, tobacco, alcohol, and marijuana </w:t>
       </w:r>
       <w:r>
         <w:rPr>

--- a/376/Social media ban for children.docx
+++ b/376/Social media ban for children.docx
@@ -8,50 +8,39 @@
           <w:lang w:val="en-US"/>
         </w:rPr>
       </w:pPr>
-    </w:p>
-    <w:p>
-      <w:pPr>
-        <w:rPr>
-          <w:lang w:val="en-US"/>
-        </w:rPr>
-      </w:pPr>
-      <w:r>
-        <w:rPr>
-          <w:lang w:val="en-US"/>
-        </w:rPr>
-        <w:t>Social media can be very harmful to people</w:t>
-      </w:r>
-      <w:r>
-        <w:rPr>
-          <w:lang w:val="en-US"/>
-        </w:rPr>
-        <w:t>’s mental health</w:t>
-      </w:r>
-      <w:r>
-        <w:rPr>
-          <w:lang w:val="en-US"/>
-        </w:rPr>
-        <w:t xml:space="preserve">, especially children. </w:t>
-      </w:r>
-    </w:p>
-    <w:p>
-      <w:pPr>
-        <w:rPr>
-          <w:lang w:val="en-US"/>
-        </w:rPr>
-      </w:pPr>
-    </w:p>
-    <w:p>
-      <w:pPr>
-        <w:rPr>
-          <w:lang w:val="en-US"/>
-        </w:rPr>
-      </w:pPr>
-      <w:r>
-        <w:rPr>
-          <w:lang w:val="en-US"/>
-        </w:rPr>
-        <w:t xml:space="preserve">Currently social media runs of a very strange business model. Social media current model is too maximize engagement []. They do this because they can sell the data gathered from you to advertisers. A general business model is make something that people want to buy, people buy said thing end of deal. If you are selling a service the customer buys the service for a set amount of time or until a task is complete, end of deal. The closest thing to the social media business is model is entertainment, specifically entertainment with advertising. The entertainment wants you to watch the adds so want your attention as long as possible. Casinos also fit this bill of wanting your attention as long as possible, because as long as you are playing they will be in general gaining money. </w:t>
+      <w:r>
+        <w:rPr>
+          <w:lang w:val="en-US"/>
+        </w:rPr>
+        <w:t xml:space="preserve">Currently social media runs of a very strange business model. Social media current model is to maximize engagement []. They do this because they can sell the data gathered from you to advertisers. A general business model is </w:t>
+      </w:r>
+      <w:proofErr w:type="gramStart"/>
+      <w:r>
+        <w:rPr>
+          <w:lang w:val="en-US"/>
+        </w:rPr>
+        <w:t>make</w:t>
+      </w:r>
+      <w:proofErr w:type="gramEnd"/>
+      <w:r>
+        <w:rPr>
+          <w:lang w:val="en-US"/>
+        </w:rPr>
+        <w:t xml:space="preserve"> something that people want to buy, people buy said thing end of deal. If you are selling a service the customer buys the service for a set amount of time or until a task is complete, end of deal. The closest thing to the social media business is model is entertainment, specifically entertainment with advertising. The entertainment wants you to watch the ads so want your attention as long as possible. Casinos also fit this bill of wanting your attention as long as possible, because as long as you are </w:t>
+      </w:r>
+      <w:proofErr w:type="gramStart"/>
+      <w:r>
+        <w:rPr>
+          <w:lang w:val="en-US"/>
+        </w:rPr>
+        <w:t>playing</w:t>
+      </w:r>
+      <w:proofErr w:type="gramEnd"/>
+      <w:r>
+        <w:rPr>
+          <w:lang w:val="en-US"/>
+        </w:rPr>
+        <w:t xml:space="preserve"> they will be in general gaining money. </w:t>
       </w:r>
     </w:p>
     <w:p>
@@ -70,7 +59,38 @@
         <w:rPr>
           <w:lang w:val="en-US"/>
         </w:rPr>
-        <w:t xml:space="preserve"> you can wrap them in bubble wrap and force them to stay in the house. Unfortunately, you cannot protect this person from everything, there is always a small chance a big storm knocks over a tree and crushes the house with the person inside it. Also keeping someone as a prisoner even in there own house is in most scenarios frowned upon.</w:t>
+        <w:t xml:space="preserve"> you can wrap them in bubble wrap and force them to stay in the house. Unfortunately, you cannot protect this person from everything, there is always a small chance a big storm knocks over a tree and crushes the house with the person inside it. Also keeping someone as a prisoner even in </w:t>
+      </w:r>
+      <w:proofErr w:type="gramStart"/>
+      <w:r>
+        <w:rPr>
+          <w:lang w:val="en-US"/>
+        </w:rPr>
+        <w:t>there</w:t>
+      </w:r>
+      <w:proofErr w:type="gramEnd"/>
+      <w:r>
+        <w:rPr>
+          <w:lang w:val="en-US"/>
+        </w:rPr>
+        <w:t xml:space="preserve"> own house is in most scenarios frowned upon.</w:t>
+      </w:r>
+    </w:p>
+    <w:p>
+      <w:pPr>
+        <w:rPr>
+          <w:b/>
+          <w:bCs/>
+          <w:lang w:val="en-US"/>
+        </w:rPr>
+      </w:pPr>
+      <w:r>
+        <w:rPr>
+          <w:b/>
+          <w:bCs/>
+          <w:lang w:val="en-US"/>
+        </w:rPr>
+        <w:t>Should we restrict everyone access to social media</w:t>
       </w:r>
     </w:p>
     <w:p>
@@ -191,7 +211,21 @@
         <w:rPr>
           <w:lang w:val="en-US"/>
         </w:rPr>
-        <w:t>restricted? Lots of people think that suicide is not something that we as a society should allow, but some countries even allow that in some cases</w:t>
+        <w:t xml:space="preserve">restricted? Lots of people think that suicide is not something that </w:t>
+      </w:r>
+      <w:proofErr w:type="gramStart"/>
+      <w:r>
+        <w:rPr>
+          <w:lang w:val="en-US"/>
+        </w:rPr>
+        <w:t>we as a society</w:t>
+      </w:r>
+      <w:proofErr w:type="gramEnd"/>
+      <w:r>
+        <w:rPr>
+          <w:lang w:val="en-US"/>
+        </w:rPr>
+        <w:t xml:space="preserve"> should allow, but some countries even allow that in some cases</w:t>
       </w:r>
       <w:r>
         <w:rPr>
@@ -234,7 +268,35 @@
         <w:rPr>
           <w:lang w:val="en-US"/>
         </w:rPr>
-        <w:t xml:space="preserve">This line becomes even more blurred when we consider drugs and alcohol. Some countries prohibit the consumption on alcohol and some do not. </w:t>
+        <w:t xml:space="preserve">This line becomes even more blurred when we consider drugs and alcohol. Some countries prohibit the consumption </w:t>
+      </w:r>
+      <w:proofErr w:type="gramStart"/>
+      <w:r>
+        <w:rPr>
+          <w:lang w:val="en-US"/>
+        </w:rPr>
+        <w:t>on</w:t>
+      </w:r>
+      <w:proofErr w:type="gramEnd"/>
+      <w:r>
+        <w:rPr>
+          <w:lang w:val="en-US"/>
+        </w:rPr>
+        <w:t xml:space="preserve"> </w:t>
+      </w:r>
+      <w:proofErr w:type="gramStart"/>
+      <w:r>
+        <w:rPr>
+          <w:lang w:val="en-US"/>
+        </w:rPr>
+        <w:t>alcohol</w:t>
+      </w:r>
+      <w:proofErr w:type="gramEnd"/>
+      <w:r>
+        <w:rPr>
+          <w:lang w:val="en-US"/>
+        </w:rPr>
+        <w:t xml:space="preserve"> and some do not. </w:t>
       </w:r>
       <w:r>
         <w:rPr>
@@ -265,33 +327,139 @@
         <w:rPr>
           <w:lang w:val="en-US"/>
         </w:rPr>
-        <w:t xml:space="preserve">These arguments of free will vs protecting people changes significantly when the people that are being protected are minors or children. The answer to all of the questions above, should x be illegal, were yes if you are a minor in Canada []. </w:t>
-      </w:r>
-      <w:r>
-        <w:rPr>
-          <w:lang w:val="en-US"/>
-        </w:rPr>
-        <w:t xml:space="preserve">Children don’t have fully </w:t>
-      </w:r>
+        <w:t xml:space="preserve">These arguments of free will vs protecting people </w:t>
+      </w:r>
+      <w:proofErr w:type="gramStart"/>
+      <w:r>
+        <w:rPr>
+          <w:lang w:val="en-US"/>
+        </w:rPr>
+        <w:t>changes</w:t>
+      </w:r>
+      <w:proofErr w:type="gramEnd"/>
+      <w:r>
+        <w:rPr>
+          <w:lang w:val="en-US"/>
+        </w:rPr>
+        <w:t xml:space="preserve"> significantly when the people that are being protected are minors or children. The answer to </w:t>
+      </w:r>
+      <w:proofErr w:type="gramStart"/>
+      <w:r>
+        <w:rPr>
+          <w:lang w:val="en-US"/>
+        </w:rPr>
+        <w:t>all of</w:t>
+      </w:r>
+      <w:proofErr w:type="gramEnd"/>
+      <w:r>
+        <w:rPr>
+          <w:lang w:val="en-US"/>
+        </w:rPr>
+        <w:t xml:space="preserve"> the questions above, should x be illegal, were yes if you are a minor in Canada []. </w:t>
+      </w:r>
+      <w:r>
+        <w:rPr>
+          <w:lang w:val="en-US"/>
+        </w:rPr>
+        <w:t xml:space="preserve">Children don’t have fully developed frontal lobes, the part of the brain the regulates decision making []. For this </w:t>
+      </w:r>
+      <w:proofErr w:type="gramStart"/>
+      <w:r>
+        <w:rPr>
+          <w:lang w:val="en-US"/>
+        </w:rPr>
+        <w:t>reason</w:t>
+      </w:r>
+      <w:proofErr w:type="gramEnd"/>
+      <w:r>
+        <w:rPr>
+          <w:lang w:val="en-US"/>
+        </w:rPr>
+        <w:t xml:space="preserve"> drugs are and other addictive things are often illegal for children to use.</w:t>
+      </w:r>
+    </w:p>
+    <w:p>
+      <w:pPr>
+        <w:rPr>
+          <w:lang w:val="en-US"/>
+        </w:rPr>
+      </w:pPr>
       <w:r>
         <w:rPr>
           <w:lang w:val="en-US"/>
         </w:rPr>
         <w:lastRenderedPageBreak/>
-        <w:t>developed frontal lobes, the part of the brain the regulates decision making []. For this reason drugs are and other addictive things are often illegal for children to use.</w:t>
-      </w:r>
-    </w:p>
-    <w:p>
-      <w:pPr>
-        <w:rPr>
-          <w:lang w:val="en-US"/>
-        </w:rPr>
-      </w:pPr>
-      <w:r>
-        <w:rPr>
-          <w:lang w:val="en-US"/>
-        </w:rPr>
-        <w:t xml:space="preserve">In Canada the laws have made it clear that we allow adults to do things that could potentially harm selves. If your act will potentially harm another is it not ok. It is illegal to drive drunk, because you are putting other in unnecessary danger. You are allowed to be drunk, but that drunkenness can not put others in harms way. You are allowed to smoke tobacco, but there are now rules where you can smoke in order to protect those that would be harm by the second hand smoke. Adults are allowed to gamble, gambling breaks the trend harming others, </w:t>
+        <w:t xml:space="preserve">In Canada the laws have made it clear that we allow adults to do things that could potentially harm selves. If your act will potentially harm </w:t>
+      </w:r>
+      <w:proofErr w:type="gramStart"/>
+      <w:r>
+        <w:rPr>
+          <w:lang w:val="en-US"/>
+        </w:rPr>
+        <w:t>another</w:t>
+      </w:r>
+      <w:proofErr w:type="gramEnd"/>
+      <w:r>
+        <w:rPr>
+          <w:lang w:val="en-US"/>
+        </w:rPr>
+        <w:t xml:space="preserve"> is it not ok. It is illegal to drive drunk, because you are putting </w:t>
+      </w:r>
+      <w:proofErr w:type="gramStart"/>
+      <w:r>
+        <w:rPr>
+          <w:lang w:val="en-US"/>
+        </w:rPr>
+        <w:t>other</w:t>
+      </w:r>
+      <w:proofErr w:type="gramEnd"/>
+      <w:r>
+        <w:rPr>
+          <w:lang w:val="en-US"/>
+        </w:rPr>
+        <w:t xml:space="preserve"> in unnecessary danger. You are allowed to be drunk, but that drunkenness </w:t>
+      </w:r>
+      <w:proofErr w:type="gramStart"/>
+      <w:r>
+        <w:rPr>
+          <w:lang w:val="en-US"/>
+        </w:rPr>
+        <w:t>can not</w:t>
+      </w:r>
+      <w:proofErr w:type="gramEnd"/>
+      <w:r>
+        <w:rPr>
+          <w:lang w:val="en-US"/>
+        </w:rPr>
+        <w:t xml:space="preserve"> put others in harms way. You are allowed to smoke tobacco, but there are now rules where you can smoke in order to protect those that would be </w:t>
+      </w:r>
+      <w:proofErr w:type="gramStart"/>
+      <w:r>
+        <w:rPr>
+          <w:lang w:val="en-US"/>
+        </w:rPr>
+        <w:t>harm</w:t>
+      </w:r>
+      <w:proofErr w:type="gramEnd"/>
+      <w:r>
+        <w:rPr>
+          <w:lang w:val="en-US"/>
+        </w:rPr>
+        <w:t xml:space="preserve"> by the </w:t>
+      </w:r>
+      <w:proofErr w:type="gramStart"/>
+      <w:r>
+        <w:rPr>
+          <w:lang w:val="en-US"/>
+        </w:rPr>
+        <w:t>second hand</w:t>
+      </w:r>
+      <w:proofErr w:type="gramEnd"/>
+      <w:r>
+        <w:rPr>
+          <w:lang w:val="en-US"/>
+        </w:rPr>
+        <w:t xml:space="preserve"> smoke. Adults are allowed to gamble, gambling breaks the trend harming others, </w:t>
       </w:r>
       <w:r>
         <w:rPr>
@@ -310,13 +478,41 @@
         <w:rPr>
           <w:lang w:val="en-US"/>
         </w:rPr>
-        <w:t xml:space="preserve">This leads us to the topic of social media, it has the potential to cause harm to the person using it. Should it be illegal? </w:t>
-      </w:r>
-      <w:r>
-        <w:rPr>
-          <w:lang w:val="en-US"/>
-        </w:rPr>
-        <w:t>There is a debate that is maybe it should be.</w:t>
+        <w:t xml:space="preserve">This leads us to the topic of social </w:t>
+      </w:r>
+      <w:proofErr w:type="gramStart"/>
+      <w:r>
+        <w:rPr>
+          <w:lang w:val="en-US"/>
+        </w:rPr>
+        <w:t>media,</w:t>
+      </w:r>
+      <w:proofErr w:type="gramEnd"/>
+      <w:r>
+        <w:rPr>
+          <w:lang w:val="en-US"/>
+        </w:rPr>
+        <w:t xml:space="preserve"> it has the potential to cause harm to the person using it. Should it be illegal? </w:t>
+      </w:r>
+      <w:r>
+        <w:rPr>
+          <w:lang w:val="en-US"/>
+        </w:rPr>
+        <w:t xml:space="preserve">There is a debate </w:t>
+      </w:r>
+      <w:proofErr w:type="gramStart"/>
+      <w:r>
+        <w:rPr>
+          <w:lang w:val="en-US"/>
+        </w:rPr>
+        <w:t>that is</w:t>
+      </w:r>
+      <w:proofErr w:type="gramEnd"/>
+      <w:r>
+        <w:rPr>
+          <w:lang w:val="en-US"/>
+        </w:rPr>
+        <w:t xml:space="preserve"> maybe it should be.</w:t>
       </w:r>
       <w:r>
         <w:rPr>
@@ -328,33 +524,75 @@
         <w:rPr>
           <w:lang w:val="en-US"/>
         </w:rPr>
-        <w:t xml:space="preserve">not be illegal for minors to use. That is a business who’s revenue is more than 50% driven by data sold to third parties should be illegal for minors to use. </w:t>
-      </w:r>
-    </w:p>
-    <w:p>
-      <w:pPr>
-        <w:rPr>
-          <w:lang w:val="en-US"/>
-        </w:rPr>
-      </w:pPr>
-      <w:r>
-        <w:rPr>
-          <w:lang w:val="en-US"/>
-        </w:rPr>
-        <w:t xml:space="preserve">I am not saying that there are not problems with tobacco and alcohol. But theoretically a minor could buy these products and not use them, thus not harming them. The alcohol and tobacco companies would not care too much if they weren’t used, they would still be happy that they made a sale. Gambling and streaming services like Netflix are closer to being a problem. </w:t>
-      </w:r>
-    </w:p>
-    <w:p>
-      <w:pPr>
-        <w:rPr>
-          <w:lang w:val="en-US"/>
-        </w:rPr>
-      </w:pPr>
-      <w:r>
-        <w:rPr>
-          <w:lang w:val="en-US"/>
-        </w:rPr>
-        <w:t xml:space="preserve">Netflix might be selling the data gathered, but they theoretically only care that you keep your subscription, they don’t care if you don’t actually watch anything. Netflix has its own problems of trying to keep users engaged </w:t>
+        <w:t xml:space="preserve">not be illegal for minors to use. That is a business </w:t>
+      </w:r>
+      <w:proofErr w:type="gramStart"/>
+      <w:r>
+        <w:rPr>
+          <w:lang w:val="en-US"/>
+        </w:rPr>
+        <w:t>who’s</w:t>
+      </w:r>
+      <w:proofErr w:type="gramEnd"/>
+      <w:r>
+        <w:rPr>
+          <w:lang w:val="en-US"/>
+        </w:rPr>
+        <w:t xml:space="preserve"> revenue is more than 50% driven by data sold to third parties should be illegal for minors to use. </w:t>
+      </w:r>
+    </w:p>
+    <w:p>
+      <w:pPr>
+        <w:rPr>
+          <w:lang w:val="en-US"/>
+        </w:rPr>
+      </w:pPr>
+      <w:r>
+        <w:rPr>
+          <w:lang w:val="en-US"/>
+        </w:rPr>
+        <w:t xml:space="preserve">I am not saying that there are </w:t>
+      </w:r>
+      <w:proofErr w:type="gramStart"/>
+      <w:r>
+        <w:rPr>
+          <w:lang w:val="en-US"/>
+        </w:rPr>
+        <w:t>not</w:t>
+      </w:r>
+      <w:proofErr w:type="gramEnd"/>
+      <w:r>
+        <w:rPr>
+          <w:lang w:val="en-US"/>
+        </w:rPr>
+        <w:t xml:space="preserve"> problems with tobacco and alcohol. But theoretically a minor could buy these products and not use them, thus not harming them. The alcohol and tobacco companies would not care too much if they weren’t used, they would still be happy that they made a sale. Gambling and streaming services like Netflix are closer to being a problem. </w:t>
+      </w:r>
+    </w:p>
+    <w:p>
+      <w:pPr>
+        <w:rPr>
+          <w:lang w:val="en-US"/>
+        </w:rPr>
+      </w:pPr>
+      <w:r>
+        <w:rPr>
+          <w:lang w:val="en-US"/>
+        </w:rPr>
+        <w:t xml:space="preserve">Netflix might be selling the data gathered, but they theoretically only care that you keep your subscription, they don’t care if you don’t </w:t>
+      </w:r>
+      <w:proofErr w:type="gramStart"/>
+      <w:r>
+        <w:rPr>
+          <w:lang w:val="en-US"/>
+        </w:rPr>
+        <w:t>actually watch</w:t>
+      </w:r>
+      <w:proofErr w:type="gramEnd"/>
+      <w:r>
+        <w:rPr>
+          <w:lang w:val="en-US"/>
+        </w:rPr>
+        <w:t xml:space="preserve"> anything. Netflix has its own problems of trying to keep users engaged </w:t>
       </w:r>
       <w:r>
         <w:rPr>
@@ -386,7 +624,21 @@
         <w:rPr>
           <w:lang w:val="en-US"/>
         </w:rPr>
-        <w:t xml:space="preserve">Just like gambling, tobacco, alcohol, and marijuana </w:t>
+        <w:t xml:space="preserve">Just like gambling, tobacco, alcohol, and </w:t>
+      </w:r>
+      <w:proofErr w:type="gramStart"/>
+      <w:r>
+        <w:rPr>
+          <w:lang w:val="en-US"/>
+        </w:rPr>
+        <w:t>marijuana</w:t>
+      </w:r>
+      <w:proofErr w:type="gramEnd"/>
+      <w:r>
+        <w:rPr>
+          <w:lang w:val="en-US"/>
+        </w:rPr>
+        <w:t xml:space="preserve"> </w:t>
       </w:r>
       <w:r>
         <w:rPr>
@@ -395,6 +647,1210 @@
         <w:t xml:space="preserve">social media can be addictive. </w:t>
       </w:r>
     </w:p>
+    <w:p>
+      <w:pPr>
+        <w:rPr>
+          <w:lang w:val="en-US"/>
+        </w:rPr>
+      </w:pPr>
+    </w:p>
+    <w:p>
+      <w:pPr>
+        <w:rPr>
+          <w:lang w:val="en-US"/>
+        </w:rPr>
+      </w:pPr>
+    </w:p>
+    <w:p>
+      <w:pPr>
+        <w:rPr>
+          <w:lang w:val="en-US"/>
+        </w:rPr>
+      </w:pPr>
+      <w:r>
+        <w:rPr>
+          <w:lang w:val="en-US"/>
+        </w:rPr>
+        <w:br w:type="page"/>
+      </w:r>
+    </w:p>
+    <w:p>
+      <w:pPr>
+        <w:rPr>
+          <w:lang w:val="en-US"/>
+        </w:rPr>
+      </w:pPr>
+      <w:r>
+        <w:rPr>
+          <w:lang w:val="en-US"/>
+        </w:rPr>
+        <w:lastRenderedPageBreak/>
+        <w:t xml:space="preserve">All forms of entertainment can be addictive. We enjoy something so we want to experience it more. A problem occurs when entertainment is trying to be </w:t>
+      </w:r>
+      <w:proofErr w:type="gramStart"/>
+      <w:r>
+        <w:rPr>
+          <w:lang w:val="en-US"/>
+        </w:rPr>
+        <w:t>addictive</w:t>
+      </w:r>
+      <w:proofErr w:type="gramEnd"/>
+      <w:r>
+        <w:rPr>
+          <w:lang w:val="en-US"/>
+        </w:rPr>
+        <w:t xml:space="preserve"> not just as entertaining as possible. If your product is trying to provide entertainment, your goal should be to entertain thus getting your users to come back because they want to be entertained. Your goal should not be to get your users addicted and want them to spend all their time on your product, the goal is your user spends all their free time and excess money on your product or service.</w:t>
+      </w:r>
+    </w:p>
+    <w:p>
+      <w:pPr>
+        <w:rPr>
+          <w:lang w:val="en-US"/>
+        </w:rPr>
+      </w:pPr>
+      <w:r>
+        <w:rPr>
+          <w:lang w:val="en-US"/>
+        </w:rPr>
+        <w:t xml:space="preserve">Problematic addiction can happen to anything, but </w:t>
+      </w:r>
+      <w:r>
+        <w:rPr>
+          <w:lang w:val="en-US"/>
+        </w:rPr>
+        <w:t>some things</w:t>
+      </w:r>
+      <w:r>
+        <w:rPr>
+          <w:lang w:val="en-US"/>
+        </w:rPr>
+        <w:t xml:space="preserve"> are much easier to be addicted to than others</w:t>
+      </w:r>
+      <w:r>
+        <w:rPr>
+          <w:lang w:val="en-US"/>
+        </w:rPr>
+        <w:t>. Social media is one of these things that is easier to be addicted to.</w:t>
+      </w:r>
+    </w:p>
+    <w:p>
+      <w:pPr>
+        <w:rPr>
+          <w:lang w:val="en-US"/>
+        </w:rPr>
+      </w:pPr>
+    </w:p>
+    <w:p>
+      <w:pPr>
+        <w:rPr>
+          <w:b/>
+          <w:bCs/>
+          <w:lang w:val="en-US"/>
+        </w:rPr>
+      </w:pPr>
+      <w:r>
+        <w:rPr>
+          <w:b/>
+          <w:bCs/>
+          <w:lang w:val="en-US"/>
+        </w:rPr>
+        <w:t>Similar addictive products</w:t>
+      </w:r>
+    </w:p>
+    <w:p>
+      <w:pPr>
+        <w:rPr>
+          <w:b/>
+          <w:bCs/>
+          <w:lang w:val="en-US"/>
+        </w:rPr>
+      </w:pPr>
+    </w:p>
+    <w:p>
+      <w:pPr>
+        <w:rPr>
+          <w:lang w:val="en-US"/>
+        </w:rPr>
+      </w:pPr>
+      <w:r>
+        <w:rPr>
+          <w:lang w:val="en-US"/>
+        </w:rPr>
+        <w:t xml:space="preserve">Gambling </w:t>
+      </w:r>
+      <w:r>
+        <w:rPr>
+          <w:lang w:val="en-US"/>
+        </w:rPr>
+        <w:t xml:space="preserve">companies are notorious for trying to keep their customers gambling for as long as possible. Las Vegas casinos are set </w:t>
+      </w:r>
+      <w:proofErr w:type="gramStart"/>
+      <w:r>
+        <w:rPr>
+          <w:lang w:val="en-US"/>
+        </w:rPr>
+        <w:t>up</w:t>
+      </w:r>
+      <w:proofErr w:type="gramEnd"/>
+      <w:r>
+        <w:rPr>
+          <w:lang w:val="en-US"/>
+        </w:rPr>
+        <w:t xml:space="preserve"> so the customer </w:t>
+      </w:r>
+      <w:r>
+        <w:rPr>
+          <w:lang w:val="en-US"/>
+        </w:rPr>
+        <w:t>loses</w:t>
+      </w:r>
+      <w:r>
+        <w:rPr>
+          <w:lang w:val="en-US"/>
+        </w:rPr>
+        <w:t xml:space="preserve"> track of time</w:t>
+      </w:r>
+      <w:r>
+        <w:rPr>
+          <w:lang w:val="en-US"/>
+        </w:rPr>
+        <w:t xml:space="preserve"> all the while trying to keep the customer playing. They are financially incentivized to do this because on average if a customer is playing on a slot machine the casino is gaining money. This incentive perfectly incentivizes an addictive design. Luckly for casinos they don’t have to try very hard to make their product addictive. Since people are generally bad at calculating probability gambling is inherently addictive. The casinos help this alone; by not having clocks visible making it easy to lose track of time, making sure there are sounds of people winning to make it seems like you could win at any given moment and making sure you have everything you need to keep gambling, food drinks and money. Gambling is heavily regulated in most countries including Canada for the very reason that is so addictive. The point that gambling is incentivized to be addictive and that casinos implement addictive designs is one that make it </w:t>
+      </w:r>
+      <w:proofErr w:type="gramStart"/>
+      <w:r>
+        <w:rPr>
+          <w:lang w:val="en-US"/>
+        </w:rPr>
+        <w:t>similar to</w:t>
+      </w:r>
+      <w:proofErr w:type="gramEnd"/>
+      <w:r>
+        <w:rPr>
+          <w:lang w:val="en-US"/>
+        </w:rPr>
+        <w:t xml:space="preserve"> social media.</w:t>
+      </w:r>
+    </w:p>
+    <w:p>
+      <w:pPr>
+        <w:rPr>
+          <w:lang w:val="en-US"/>
+        </w:rPr>
+      </w:pPr>
+      <w:r>
+        <w:rPr>
+          <w:lang w:val="en-US"/>
+        </w:rPr>
+        <w:t>Netflix is a very close example of a product that uses users’ data. Unfortunately, Netflix has its own problems with addictive design</w:t>
+      </w:r>
+      <w:r>
+        <w:rPr>
+          <w:lang w:val="en-US"/>
+        </w:rPr>
+        <w:t>;</w:t>
+      </w:r>
+      <w:r>
+        <w:rPr>
+          <w:lang w:val="en-US"/>
+        </w:rPr>
+        <w:t xml:space="preserve"> </w:t>
+      </w:r>
+      <w:r>
+        <w:rPr>
+          <w:lang w:val="en-US"/>
+        </w:rPr>
+        <w:t>t</w:t>
+      </w:r>
+      <w:r>
+        <w:rPr>
+          <w:lang w:val="en-US"/>
+        </w:rPr>
+        <w:t>he auto play</w:t>
+      </w:r>
+      <w:r>
+        <w:rPr>
+          <w:lang w:val="en-US"/>
+        </w:rPr>
+        <w:t xml:space="preserve"> feature,</w:t>
+      </w:r>
+      <w:r>
+        <w:rPr>
+          <w:lang w:val="en-US"/>
+        </w:rPr>
+        <w:t xml:space="preserve"> incentivizing users to continue watching</w:t>
+      </w:r>
+      <w:r>
+        <w:rPr>
+          <w:lang w:val="en-US"/>
+        </w:rPr>
+        <w:t>, is the biggest. Although, Netflix is not majorly financially incentivized to make their product addictive. Netlfix largest incentive is for users to keep their monthly subscription</w:t>
+      </w:r>
+      <w:r>
+        <w:rPr>
+          <w:lang w:val="en-US"/>
+        </w:rPr>
+        <w:t>, which is far from the same thing, Netflix would be happy for you to only watch something once a month</w:t>
+      </w:r>
+      <w:r>
+        <w:rPr>
+          <w:lang w:val="en-US"/>
+        </w:rPr>
+        <w:t xml:space="preserve">. </w:t>
+      </w:r>
+      <w:r>
+        <w:rPr>
+          <w:lang w:val="en-US"/>
+        </w:rPr>
+        <w:t>Netflix</w:t>
+      </w:r>
+      <w:r>
+        <w:rPr>
+          <w:lang w:val="en-US"/>
+        </w:rPr>
+        <w:t xml:space="preserve"> do</w:t>
+      </w:r>
+      <w:r>
+        <w:rPr>
+          <w:lang w:val="en-US"/>
+        </w:rPr>
+        <w:t xml:space="preserve">es </w:t>
+      </w:r>
+      <w:r>
+        <w:rPr>
+          <w:lang w:val="en-US"/>
+        </w:rPr>
+        <w:t xml:space="preserve">use user data for themselves, they curate personal suggestions using the data collected. </w:t>
+      </w:r>
+      <w:r>
+        <w:rPr>
+          <w:lang w:val="en-US"/>
+        </w:rPr>
+        <w:t>They also</w:t>
+      </w:r>
+      <w:r>
+        <w:rPr>
+          <w:lang w:val="en-US"/>
+        </w:rPr>
+        <w:t xml:space="preserve"> ha</w:t>
+      </w:r>
+      <w:r>
+        <w:rPr>
+          <w:lang w:val="en-US"/>
+        </w:rPr>
+        <w:t>ve</w:t>
+      </w:r>
+      <w:r>
+        <w:rPr>
+          <w:lang w:val="en-US"/>
+        </w:rPr>
+        <w:t xml:space="preserve"> recently started an ad supported subscription p</w:t>
+      </w:r>
+      <w:r>
+        <w:rPr>
+          <w:lang w:val="en-US"/>
+        </w:rPr>
+        <w:t>l</w:t>
+      </w:r>
+      <w:r>
+        <w:rPr>
+          <w:lang w:val="en-US"/>
+        </w:rPr>
+        <w:t xml:space="preserve">an and </w:t>
+      </w:r>
+      <w:r>
+        <w:rPr>
+          <w:lang w:val="en-US"/>
+        </w:rPr>
+        <w:t>their terms of service leaves it open to sell users’</w:t>
+      </w:r>
+      <w:r>
+        <w:rPr>
+          <w:lang w:val="en-US"/>
+        </w:rPr>
+        <w:t xml:space="preserve"> data to ad</w:t>
+      </w:r>
+      <w:r>
+        <w:rPr>
+          <w:lang w:val="en-US"/>
+        </w:rPr>
+        <w:t>vertisers for targeted adds [</w:t>
+      </w:r>
+      <w:r>
+        <w:rPr>
+          <w:lang w:val="en-US"/>
+        </w:rPr>
+        <w:t>https://help.netflix.com/legal/privacy#cookies</w:t>
+      </w:r>
+      <w:r>
+        <w:rPr>
+          <w:lang w:val="en-US"/>
+        </w:rPr>
+        <w:t xml:space="preserve">]. Netflix revenue is not </w:t>
+      </w:r>
+      <w:r>
+        <w:rPr>
+          <w:lang w:val="en-US"/>
+        </w:rPr>
+        <w:lastRenderedPageBreak/>
+        <w:t>majorly supported through user data, making Netflix not incentivized to use addictive design, marking them differently that social media.</w:t>
+      </w:r>
+    </w:p>
+    <w:p>
+      <w:pPr>
+        <w:rPr>
+          <w:lang w:val="en-US"/>
+        </w:rPr>
+      </w:pPr>
+      <w:r>
+        <w:rPr>
+          <w:lang w:val="en-US"/>
+        </w:rPr>
+        <w:t>Video games are often accused of being addictive</w:t>
+      </w:r>
+      <w:r>
+        <w:rPr>
+          <w:lang w:val="en-US"/>
+        </w:rPr>
+        <w:t xml:space="preserve"> and</w:t>
+      </w:r>
+      <w:r>
+        <w:rPr>
+          <w:lang w:val="en-US"/>
+        </w:rPr>
+        <w:t xml:space="preserve"> </w:t>
+      </w:r>
+      <w:r>
+        <w:rPr>
+          <w:lang w:val="en-US"/>
+        </w:rPr>
+        <w:t>t</w:t>
+      </w:r>
+      <w:r>
+        <w:rPr>
+          <w:lang w:val="en-US"/>
+        </w:rPr>
+        <w:t>hey certainly can be</w:t>
+      </w:r>
+      <w:r>
+        <w:rPr>
+          <w:lang w:val="en-US"/>
+        </w:rPr>
+        <w:t xml:space="preserve">. Depending on the monetization structure a video game has they can also be incentivized to create addictive designs. </w:t>
+      </w:r>
+      <w:r>
+        <w:rPr>
+          <w:lang w:val="en-US"/>
+        </w:rPr>
+        <w:t xml:space="preserve">Since video games are entertainment, they are incentivized to be as entertaining as possible to keep users. </w:t>
+      </w:r>
+      <w:r>
+        <w:rPr>
+          <w:lang w:val="en-US"/>
+        </w:rPr>
+        <w:t xml:space="preserve">The classic monetization method of buying a video game full price up front provides no incentive for developers to create addictive designs. The financial incentive can unfortunately lead to over promising and under delivering because the only goal of the developer is to get the customer to buy the game once. A </w:t>
+      </w:r>
+      <w:r>
+        <w:rPr>
+          <w:lang w:val="en-US"/>
+        </w:rPr>
+        <w:t>subscription-based</w:t>
+      </w:r>
+      <w:r>
+        <w:rPr>
+          <w:lang w:val="en-US"/>
+        </w:rPr>
+        <w:t xml:space="preserve"> model leads to a similar scenario </w:t>
+      </w:r>
+      <w:r>
+        <w:rPr>
+          <w:lang w:val="en-US"/>
+        </w:rPr>
+        <w:t>to</w:t>
+      </w:r>
+      <w:r>
+        <w:rPr>
+          <w:lang w:val="en-US"/>
+        </w:rPr>
+        <w:t xml:space="preserve"> Netflix, all the developers want is for you to keep </w:t>
+      </w:r>
+      <w:r>
+        <w:rPr>
+          <w:lang w:val="en-US"/>
+        </w:rPr>
+        <w:t xml:space="preserve">paying the subscription. The downside is developers are incentivized to make a game longer to keep players playing and paying the subscription. Luckly the incentive can clash with the incentive to make an entertaining product, if developers draw out a game too much it will become less entertaining. The last </w:t>
+      </w:r>
+      <w:r>
+        <w:rPr>
+          <w:lang w:val="en-US"/>
+        </w:rPr>
+        <w:t xml:space="preserve">common </w:t>
+      </w:r>
+      <w:r>
+        <w:rPr>
+          <w:lang w:val="en-US"/>
+        </w:rPr>
+        <w:t>monetization me</w:t>
+      </w:r>
+      <w:r>
+        <w:rPr>
+          <w:lang w:val="en-US"/>
+        </w:rPr>
+        <w:t>thod is microtransaction. Lots of games add micro transaction on top of other forms of monetization but some games only rely on microtransaction. Those that do are incentivized to make the purchases as attractive as possible as it is the game’s only source of revenue. This can play out in multiple ways. Some microtransactions give progression within a game which is not particularly aligned with addictive design. Unfortunately, some microtransactions are very similar to gambling, a player buys a random in game reward which can have differing value. This similarity to gambling comes with the same downsides of addiction. So even if the game itself doesn’t implement addictive design the microtransactions are inherently addictive. If a game solely or mostly relies on this form of monetization, then it shares the same problems as social media.</w:t>
+      </w:r>
+    </w:p>
+    <w:p>
+      <w:pPr>
+        <w:rPr>
+          <w:lang w:val="en-US"/>
+        </w:rPr>
+      </w:pPr>
+      <w:r>
+        <w:rPr>
+          <w:lang w:val="en-US"/>
+        </w:rPr>
+        <w:t xml:space="preserve">Television also has a lot of ad revenue. Luckly for television most providers are not solely incentivized by ads, they often have a subscription cost as well. This is a key difference and just like all other products that have a subscription model they are incentivized to keep users paying for the subscription. Unfortunately for television they earn a lot of money from advertising, so they are at risk of being incentivized to use addictive design. The addictive nature of television was initially worrying for people [ </w:t>
+      </w:r>
+      <w:r>
+        <w:t>MEERLOO</w:t>
+      </w:r>
+      <w:r>
+        <w:t xml:space="preserve"> 1954</w:t>
+      </w:r>
+      <w:r>
+        <w:rPr>
+          <w:lang w:val="en-US"/>
+        </w:rPr>
+        <w:t xml:space="preserve">]. </w:t>
+      </w:r>
+    </w:p>
+    <w:p>
+      <w:pPr>
+        <w:rPr>
+          <w:lang w:val="en-US"/>
+        </w:rPr>
+      </w:pPr>
+      <w:r>
+        <w:rPr>
+          <w:lang w:val="en-US"/>
+        </w:rPr>
+        <w:t xml:space="preserve">Very related to television is professional sports. Professional sports are packed full of </w:t>
+      </w:r>
+      <w:r>
+        <w:rPr>
+          <w:lang w:val="en-US"/>
+        </w:rPr>
+        <w:t>advertisements</w:t>
+      </w:r>
+      <w:r>
+        <w:rPr>
+          <w:lang w:val="en-US"/>
+        </w:rPr>
+        <w:t xml:space="preserve">. Luckly watching professional sports is either through a television which is not incredibly addictive or in person. If you watch your sports in person you need to buy </w:t>
+      </w:r>
+      <w:r>
+        <w:rPr>
+          <w:lang w:val="en-US"/>
+        </w:rPr>
+        <w:t>tickets,</w:t>
+      </w:r>
+      <w:r>
+        <w:rPr>
+          <w:lang w:val="en-US"/>
+        </w:rPr>
+        <w:t xml:space="preserve"> making the people that run the events incentivized to sell tickets not keep </w:t>
+      </w:r>
+      <w:r>
+        <w:rPr>
+          <w:lang w:val="en-US"/>
+        </w:rPr>
+        <w:t>you</w:t>
+      </w:r>
+      <w:r>
+        <w:rPr>
+          <w:lang w:val="en-US"/>
+        </w:rPr>
+        <w:t xml:space="preserve"> at the stadium. </w:t>
+      </w:r>
+      <w:r>
+        <w:rPr>
+          <w:lang w:val="en-US"/>
+        </w:rPr>
+        <w:t xml:space="preserve">There is also the problem that the athletes playing would grow tired </w:t>
+      </w:r>
+      <w:r>
+        <w:rPr>
+          <w:lang w:val="en-US"/>
+        </w:rPr>
+        <w:t xml:space="preserve">if they were constantly </w:t>
+      </w:r>
+      <w:proofErr w:type="gramStart"/>
+      <w:r>
+        <w:rPr>
+          <w:lang w:val="en-US"/>
+        </w:rPr>
+        <w:t>playing</w:t>
+      </w:r>
+      <w:proofErr w:type="gramEnd"/>
+      <w:r>
+        <w:rPr>
+          <w:lang w:val="en-US"/>
+        </w:rPr>
+        <w:t xml:space="preserve"> </w:t>
+      </w:r>
+      <w:r>
+        <w:rPr>
+          <w:lang w:val="en-US"/>
+        </w:rPr>
+        <w:t>making the entertainment of the sports less entertaining.</w:t>
+      </w:r>
+    </w:p>
+    <w:p>
+      <w:pPr>
+        <w:rPr>
+          <w:lang w:val="en-US"/>
+        </w:rPr>
+      </w:pPr>
+      <w:r>
+        <w:rPr>
+          <w:lang w:val="en-US"/>
+        </w:rPr>
+        <w:lastRenderedPageBreak/>
+        <w:t xml:space="preserve">A good counter argument to the protective measures is that google makes most of its money from selling user data. Luckly </w:t>
+      </w:r>
+      <w:proofErr w:type="gramStart"/>
+      <w:r>
+        <w:rPr>
+          <w:lang w:val="en-US"/>
+        </w:rPr>
+        <w:t>google</w:t>
+      </w:r>
+      <w:proofErr w:type="gramEnd"/>
+      <w:r>
+        <w:rPr>
+          <w:lang w:val="en-US"/>
+        </w:rPr>
+        <w:t xml:space="preserve"> already has protective measures built in. When you go to look something up using google your goal is to find your answer as fast as possible. </w:t>
+      </w:r>
+      <w:proofErr w:type="gramStart"/>
+      <w:r>
+        <w:rPr>
+          <w:lang w:val="en-US"/>
+        </w:rPr>
+        <w:t>In order to</w:t>
+      </w:r>
+      <w:proofErr w:type="gramEnd"/>
+      <w:r>
+        <w:rPr>
+          <w:lang w:val="en-US"/>
+        </w:rPr>
+        <w:t xml:space="preserve"> attract and keep users Google’s largest incentive is to get the user the requested information as soon as possible. So even though Google is incentivized to keep their users on the platform for as long as possible to harvest </w:t>
+      </w:r>
+      <w:proofErr w:type="gramStart"/>
+      <w:r>
+        <w:rPr>
+          <w:lang w:val="en-US"/>
+        </w:rPr>
+        <w:t>there</w:t>
+      </w:r>
+      <w:proofErr w:type="gramEnd"/>
+      <w:r>
+        <w:rPr>
+          <w:lang w:val="en-US"/>
+        </w:rPr>
+        <w:t xml:space="preserve"> </w:t>
+      </w:r>
+      <w:proofErr w:type="gramStart"/>
+      <w:r>
+        <w:rPr>
+          <w:lang w:val="en-US"/>
+        </w:rPr>
+        <w:t>data</w:t>
+      </w:r>
+      <w:proofErr w:type="gramEnd"/>
+      <w:r>
+        <w:rPr>
+          <w:lang w:val="en-US"/>
+        </w:rPr>
+        <w:t xml:space="preserve"> if they did it would most likely be at the expense of a good product. This competing forces on incentives make sure google doesn’t make an addictive product.</w:t>
+      </w:r>
+    </w:p>
+    <w:p>
+      <w:pPr>
+        <w:rPr>
+          <w:lang w:val="en-US"/>
+        </w:rPr>
+      </w:pPr>
+    </w:p>
+    <w:p>
+      <w:pPr>
+        <w:rPr>
+          <w:lang w:val="en-US"/>
+        </w:rPr>
+      </w:pPr>
+    </w:p>
+    <w:p>
+      <w:pPr>
+        <w:rPr>
+          <w:b/>
+          <w:bCs/>
+          <w:lang w:val="en-US"/>
+        </w:rPr>
+      </w:pPr>
+      <w:r>
+        <w:rPr>
+          <w:b/>
+          <w:bCs/>
+          <w:lang w:val="en-US"/>
+        </w:rPr>
+        <w:t>Ethical analysis</w:t>
+      </w:r>
+    </w:p>
+    <w:p>
+      <w:pPr>
+        <w:rPr>
+          <w:i/>
+          <w:iCs/>
+          <w:lang w:val="en-US"/>
+        </w:rPr>
+      </w:pPr>
+      <w:r>
+        <w:rPr>
+          <w:i/>
+          <w:iCs/>
+          <w:lang w:val="en-US"/>
+        </w:rPr>
+        <w:t>Kantiansim</w:t>
+      </w:r>
+    </w:p>
+    <w:p>
+      <w:pPr>
+        <w:rPr>
+          <w:lang w:val="en-US"/>
+        </w:rPr>
+      </w:pPr>
+      <w:r>
+        <w:rPr>
+          <w:lang w:val="en-US"/>
+        </w:rPr>
+        <w:t xml:space="preserve">Under Kantiansim it is unethical to use people </w:t>
+      </w:r>
+      <w:proofErr w:type="gramStart"/>
+      <w:r>
+        <w:rPr>
+          <w:lang w:val="en-US"/>
+        </w:rPr>
+        <w:t>as a means to</w:t>
+      </w:r>
+      <w:proofErr w:type="gramEnd"/>
+      <w:r>
+        <w:rPr>
+          <w:lang w:val="en-US"/>
+        </w:rPr>
+        <w:t xml:space="preserve"> and end. Every company that wants their users to spend an infinite amount of time on their product is using their user </w:t>
+      </w:r>
+      <w:proofErr w:type="gramStart"/>
+      <w:r>
+        <w:rPr>
+          <w:lang w:val="en-US"/>
+        </w:rPr>
+        <w:t>as a means to</w:t>
+      </w:r>
+      <w:proofErr w:type="gramEnd"/>
+      <w:r>
+        <w:rPr>
+          <w:lang w:val="en-US"/>
+        </w:rPr>
+        <w:t xml:space="preserve"> an end. If you want to supply entertainment for your user you should be paid for this entertainment and you are using your customer or user </w:t>
+      </w:r>
+      <w:proofErr w:type="gramStart"/>
+      <w:r>
+        <w:rPr>
+          <w:lang w:val="en-US"/>
+        </w:rPr>
+        <w:t>as a means to</w:t>
+      </w:r>
+      <w:proofErr w:type="gramEnd"/>
+      <w:r>
+        <w:rPr>
+          <w:lang w:val="en-US"/>
+        </w:rPr>
+        <w:t xml:space="preserve"> an end, you want the customer to be entertained. If the product just wants the user to keep using the product and the result is to entertain the user</w:t>
+      </w:r>
+      <w:r>
+        <w:rPr>
+          <w:lang w:val="en-US"/>
+        </w:rPr>
+        <w:t xml:space="preserve"> that is using the customer </w:t>
+      </w:r>
+      <w:proofErr w:type="gramStart"/>
+      <w:r>
+        <w:rPr>
+          <w:lang w:val="en-US"/>
+        </w:rPr>
+        <w:t>as a means to</w:t>
+      </w:r>
+      <w:proofErr w:type="gramEnd"/>
+      <w:r>
+        <w:rPr>
+          <w:lang w:val="en-US"/>
+        </w:rPr>
+        <w:t xml:space="preserve"> earn money. Social media did not start </w:t>
+      </w:r>
+      <w:proofErr w:type="gramStart"/>
+      <w:r>
+        <w:rPr>
+          <w:lang w:val="en-US"/>
+        </w:rPr>
+        <w:t>as a means to</w:t>
+      </w:r>
+      <w:proofErr w:type="gramEnd"/>
+      <w:r>
+        <w:rPr>
+          <w:lang w:val="en-US"/>
+        </w:rPr>
+        <w:t xml:space="preserve"> collect data on users to sell to advertisers. It has become their business model though. Now social media companies care only if their users keep using their sites not if they are truly connecting people. </w:t>
+      </w:r>
+      <w:r>
+        <w:rPr>
+          <w:lang w:val="en-US"/>
+        </w:rPr>
+        <w:t xml:space="preserve">This is evident by </w:t>
+      </w:r>
+      <w:proofErr w:type="gramStart"/>
+      <w:r>
+        <w:rPr>
+          <w:lang w:val="en-US"/>
+        </w:rPr>
+        <w:t>their the</w:t>
+      </w:r>
+      <w:proofErr w:type="gramEnd"/>
+      <w:r>
+        <w:rPr>
+          <w:lang w:val="en-US"/>
+        </w:rPr>
+        <w:t xml:space="preserve"> engagement algorithms they use. These algorithms prioritize engagement and outrage and polarization creates more </w:t>
+      </w:r>
+      <w:proofErr w:type="gramStart"/>
+      <w:r>
+        <w:rPr>
+          <w:lang w:val="en-US"/>
+        </w:rPr>
+        <w:t>engagement[</w:t>
+      </w:r>
+      <w:proofErr w:type="gramEnd"/>
+      <w:r>
+        <w:rPr>
+          <w:lang w:val="en-US"/>
+        </w:rPr>
+        <w:t>UN].</w:t>
+      </w:r>
+    </w:p>
+    <w:p>
+      <w:pPr>
+        <w:rPr>
+          <w:lang w:val="en-US"/>
+        </w:rPr>
+      </w:pPr>
+    </w:p>
+    <w:p>
+      <w:pPr>
+        <w:rPr>
+          <w:i/>
+          <w:iCs/>
+          <w:lang w:val="en-US"/>
+        </w:rPr>
+      </w:pPr>
+      <w:r>
+        <w:rPr>
+          <w:i/>
+          <w:iCs/>
+          <w:lang w:val="en-US"/>
+        </w:rPr>
+        <w:t xml:space="preserve">Rules </w:t>
+      </w:r>
+      <w:r>
+        <w:rPr>
+          <w:i/>
+          <w:iCs/>
+          <w:lang w:val="en-US"/>
+        </w:rPr>
+        <w:t>Utilitarianism</w:t>
+      </w:r>
+    </w:p>
+    <w:p>
+      <w:pPr>
+        <w:rPr>
+          <w:lang w:val="en-US"/>
+        </w:rPr>
+      </w:pPr>
+      <w:r>
+        <w:rPr>
+          <w:lang w:val="en-US"/>
+        </w:rPr>
+        <w:t>The rule for</w:t>
+      </w:r>
+      <w:r>
+        <w:rPr>
+          <w:lang w:val="en-US"/>
+        </w:rPr>
+        <w:t xml:space="preserve"> a</w:t>
+      </w:r>
+      <w:r>
+        <w:rPr>
+          <w:lang w:val="en-US"/>
+        </w:rPr>
+        <w:t xml:space="preserve"> rules Utilitarianism</w:t>
+      </w:r>
+      <w:r>
+        <w:rPr>
+          <w:lang w:val="en-US"/>
+        </w:rPr>
+        <w:t xml:space="preserve"> analysis will be</w:t>
+      </w:r>
+      <w:r>
+        <w:rPr>
+          <w:lang w:val="en-US"/>
+        </w:rPr>
+        <w:t xml:space="preserve">, it is </w:t>
+      </w:r>
+      <w:r>
+        <w:rPr>
+          <w:lang w:val="en-US"/>
+        </w:rPr>
+        <w:t>ethical for a company product to be only financially incentivized to keep their users engaged with their product for an infinite amount of time</w:t>
+      </w:r>
+      <w:r>
+        <w:rPr>
+          <w:lang w:val="en-US"/>
+        </w:rPr>
+        <w:t>.</w:t>
+      </w:r>
+    </w:p>
+    <w:p>
+      <w:pPr>
+        <w:rPr>
+          <w:lang w:val="en-US"/>
+        </w:rPr>
+      </w:pPr>
+      <w:r>
+        <w:rPr>
+          <w:lang w:val="en-US"/>
+        </w:rPr>
+        <w:t xml:space="preserve">With this rule in place this would let </w:t>
+      </w:r>
+      <w:r>
+        <w:rPr>
+          <w:lang w:val="en-US"/>
+        </w:rPr>
+        <w:t>companies</w:t>
+      </w:r>
+      <w:r>
+        <w:rPr>
+          <w:lang w:val="en-US"/>
+        </w:rPr>
+        <w:t xml:space="preserve"> make product</w:t>
+      </w:r>
+      <w:r>
+        <w:rPr>
+          <w:lang w:val="en-US"/>
+        </w:rPr>
+        <w:t>s</w:t>
+      </w:r>
+      <w:r>
+        <w:rPr>
+          <w:lang w:val="en-US"/>
+        </w:rPr>
+        <w:t xml:space="preserve"> that are potentially infinitely addictive while still being ethical. The companies who own these products would probably make a lot of </w:t>
+      </w:r>
+      <w:r>
+        <w:rPr>
+          <w:lang w:val="en-US"/>
+        </w:rPr>
+        <w:t>money,</w:t>
+      </w:r>
+      <w:r>
+        <w:rPr>
+          <w:lang w:val="en-US"/>
+        </w:rPr>
+        <w:t xml:space="preserve"> but this gain would not compensate for the suffering caused. When people are addicted to a product be it social media or a</w:t>
+      </w:r>
+      <w:r>
+        <w:rPr>
+          <w:lang w:val="en-US"/>
+        </w:rPr>
+        <w:t>n</w:t>
+      </w:r>
+      <w:r>
+        <w:rPr>
+          <w:lang w:val="en-US"/>
+        </w:rPr>
+        <w:t xml:space="preserve"> addictive drug, by </w:t>
+      </w:r>
+      <w:r>
+        <w:rPr>
+          <w:lang w:val="en-US"/>
+        </w:rPr>
+        <w:t>the very</w:t>
+      </w:r>
+      <w:r>
+        <w:rPr>
+          <w:lang w:val="en-US"/>
+        </w:rPr>
+        <w:t xml:space="preserve"> definition of addiction </w:t>
+      </w:r>
+      <w:r>
+        <w:rPr>
+          <w:lang w:val="en-US"/>
+        </w:rPr>
+        <w:t xml:space="preserve">they do is despite the harmful consequences[addiction]. The people addicted to these products would be causing themselves harm or other harm. </w:t>
+      </w:r>
+      <w:r>
+        <w:rPr>
+          <w:lang w:val="en-US"/>
+        </w:rPr>
+        <w:lastRenderedPageBreak/>
+        <w:t>This would far outweigh the happies gained by those who earned money from the company who own these addictive products.</w:t>
+      </w:r>
+    </w:p>
+    <w:p>
+      <w:pPr>
+        <w:rPr>
+          <w:b/>
+          <w:bCs/>
+          <w:lang w:val="en-US"/>
+        </w:rPr>
+      </w:pPr>
+      <w:r>
+        <w:rPr>
+          <w:b/>
+          <w:bCs/>
+          <w:lang w:val="en-US"/>
+        </w:rPr>
+        <w:t>Conclusion</w:t>
+      </w:r>
+    </w:p>
+    <w:p>
+      <w:pPr>
+        <w:rPr>
+          <w:lang w:val="en-US"/>
+        </w:rPr>
+      </w:pPr>
+      <w:r>
+        <w:rPr>
+          <w:lang w:val="en-US"/>
+        </w:rPr>
+        <w:t xml:space="preserve">A product who only financial incentive is having its users use the product is unethical. These products are always incentivized to add addictive designs around or within their products. Purposely addicting your users is unethical because you treat your users </w:t>
+      </w:r>
+      <w:proofErr w:type="gramStart"/>
+      <w:r>
+        <w:rPr>
+          <w:lang w:val="en-US"/>
+        </w:rPr>
+        <w:t>as a means to</w:t>
+      </w:r>
+      <w:proofErr w:type="gramEnd"/>
+      <w:r>
+        <w:rPr>
+          <w:lang w:val="en-US"/>
+        </w:rPr>
+        <w:t xml:space="preserve"> an end and because addiction </w:t>
+      </w:r>
+      <w:r>
+        <w:rPr>
+          <w:lang w:val="en-US"/>
+        </w:rPr>
+        <w:t>causes</w:t>
+      </w:r>
+      <w:r>
+        <w:rPr>
+          <w:lang w:val="en-US"/>
+        </w:rPr>
+        <w:t xml:space="preserve"> harm to the </w:t>
+      </w:r>
+      <w:r>
+        <w:rPr>
+          <w:lang w:val="en-US"/>
+        </w:rPr>
+        <w:t>user</w:t>
+      </w:r>
+      <w:r>
+        <w:rPr>
+          <w:lang w:val="en-US"/>
+        </w:rPr>
+        <w:t xml:space="preserve"> and the people around them. </w:t>
+      </w:r>
+    </w:p>
+    <w:p>
+      <w:pPr>
+        <w:rPr>
+          <w:lang w:val="en-US"/>
+        </w:rPr>
+      </w:pPr>
+      <w:r>
+        <w:rPr>
+          <w:lang w:val="en-US"/>
+        </w:rPr>
+        <w:t xml:space="preserve">Casinos are wholly incentivized to keep their customers gambling as long as </w:t>
+      </w:r>
+      <w:proofErr w:type="gramStart"/>
+      <w:r>
+        <w:rPr>
+          <w:lang w:val="en-US"/>
+        </w:rPr>
+        <w:t>possible</w:t>
+      </w:r>
+      <w:proofErr w:type="gramEnd"/>
+      <w:r>
+        <w:rPr>
+          <w:lang w:val="en-US"/>
+        </w:rPr>
+        <w:t xml:space="preserve"> making them unethical. Most governments around the world recognize this and gambling is highly regulated</w:t>
+      </w:r>
+      <w:r>
+        <w:rPr>
+          <w:lang w:val="en-US"/>
+        </w:rPr>
+        <w:t xml:space="preserve">. Gambling can be considered entertaining even though it can be addicting, thus a consenting adult can </w:t>
+      </w:r>
+      <w:proofErr w:type="gramStart"/>
+      <w:r>
+        <w:rPr>
+          <w:lang w:val="en-US"/>
+        </w:rPr>
+        <w:t>gambling</w:t>
+      </w:r>
+      <w:proofErr w:type="gramEnd"/>
+      <w:r>
+        <w:rPr>
+          <w:lang w:val="en-US"/>
+        </w:rPr>
+        <w:t xml:space="preserve"> if they wish in lots of countries. </w:t>
+      </w:r>
+    </w:p>
+    <w:p>
+      <w:pPr>
+        <w:rPr>
+          <w:lang w:val="en-US"/>
+        </w:rPr>
+      </w:pPr>
+      <w:r>
+        <w:rPr>
+          <w:lang w:val="en-US"/>
+        </w:rPr>
+        <w:t xml:space="preserve">Some video games are highly incentivized to add addictive design </w:t>
+      </w:r>
+      <w:proofErr w:type="gramStart"/>
+      <w:r>
+        <w:rPr>
+          <w:lang w:val="en-US"/>
+        </w:rPr>
+        <w:t>in order to</w:t>
+      </w:r>
+      <w:proofErr w:type="gramEnd"/>
+      <w:r>
+        <w:rPr>
+          <w:lang w:val="en-US"/>
+        </w:rPr>
+        <w:t xml:space="preserve"> sell microtransactions that are themselves addictive. These types of monetization models are unethical. If video games want to continue using addictive microtransactions they should be regulated as strongly as gambling by governments.</w:t>
+      </w:r>
+    </w:p>
+    <w:p>
+      <w:pPr>
+        <w:rPr>
+          <w:i/>
+          <w:iCs/>
+          <w:lang w:val="en-US"/>
+        </w:rPr>
+      </w:pPr>
+      <w:r>
+        <w:rPr>
+          <w:lang w:val="en-US"/>
+        </w:rPr>
+        <w:t xml:space="preserve">Social media as </w:t>
+      </w:r>
+      <w:r>
+        <w:rPr>
+          <w:lang w:val="en-US"/>
+        </w:rPr>
+        <w:t>products</w:t>
+      </w:r>
+      <w:r>
+        <w:rPr>
+          <w:lang w:val="en-US"/>
+        </w:rPr>
+        <w:t xml:space="preserve"> are mostly funded by data collected from users while the user is using the sites, so social media</w:t>
+      </w:r>
+      <w:r>
+        <w:rPr>
+          <w:lang w:val="en-US"/>
+        </w:rPr>
+        <w:t xml:space="preserve"> sites</w:t>
+      </w:r>
+      <w:r>
+        <w:rPr>
+          <w:lang w:val="en-US"/>
+        </w:rPr>
+        <w:t xml:space="preserve"> </w:t>
+      </w:r>
+      <w:r>
+        <w:rPr>
+          <w:lang w:val="en-US"/>
+        </w:rPr>
+        <w:t>are</w:t>
+      </w:r>
+      <w:r>
+        <w:rPr>
+          <w:lang w:val="en-US"/>
+        </w:rPr>
+        <w:t xml:space="preserve"> unethical. This does not mean we should </w:t>
+      </w:r>
+      <w:r>
+        <w:rPr>
+          <w:lang w:val="en-US"/>
+        </w:rPr>
+        <w:t>dismantle</w:t>
+      </w:r>
+      <w:r>
+        <w:rPr>
+          <w:lang w:val="en-US"/>
+        </w:rPr>
+        <w:t xml:space="preserve"> social media platforms. Social media has also brought a lot of good into the world through connecting countless people. Social media companies need to find other sources of revenue, so they are less incentivized to add addictive design or governments need to start treating social media differently</w:t>
+      </w:r>
+      <w:r>
+        <w:rPr>
+          <w:lang w:val="en-US"/>
+        </w:rPr>
+        <w:t xml:space="preserve">. Examples of how to handle difficult products can be found in tobacco, alcohol and gambling. Education is the first and foremost solution. People need to be educated and warned of the dangers of addictive design in social media platforms. </w:t>
+      </w:r>
+      <w:r>
+        <w:rPr>
+          <w:lang w:val="en-US"/>
+        </w:rPr>
+        <w:br w:type="page"/>
+      </w:r>
+    </w:p>
+    <w:p>
+      <w:r>
+        <w:lastRenderedPageBreak/>
+        <w:t xml:space="preserve">[1] J. A. MEERLOO, “Television addiction and reactive apathy,” </w:t>
+      </w:r>
+      <w:r>
+        <w:rPr>
+          <w:i/>
+          <w:iCs/>
+        </w:rPr>
+        <w:t>The Journal of Nervous and Mental Disease</w:t>
+      </w:r>
+      <w:r>
+        <w:t xml:space="preserve">, vol. 120, no. 3, pp. 290–291, Sep. 1954. doi:10.1097/00005053-195412030-00018 </w:t>
+      </w:r>
+    </w:p>
+    <w:p>
+      <w:r>
+        <w:t xml:space="preserve">[1] “Privacy statement,” Privacy Statement | Netflix Help Center, https://help.netflix.com/legal/privacy#cookies (accessed Aug. 1, 2024). </w:t>
+      </w:r>
+    </w:p>
+    <w:p/>
     <w:sectPr>
       <w:pgSz w:w="12240" w:h="15840"/>
       <w:pgMar w:top="1440" w:right="1440" w:bottom="1440" w:left="1440" w:header="708" w:footer="708" w:gutter="0"/>
@@ -1008,7 +2464,6 @@
   <w:style w:type="character" w:default="1" w:styleId="DefaultParagraphFont">
     <w:name w:val="Default Paragraph Font"/>
     <w:uiPriority w:val="1"/>
-    <w:semiHidden/>
     <w:unhideWhenUsed/>
   </w:style>
   <w:style w:type="table" w:default="1" w:styleId="TableNormal">

--- a/376/Social media ban for children.docx
+++ b/376/Social media ban for children.docx
@@ -12,6 +12,74 @@
         <w:rPr>
           <w:lang w:val="en-US"/>
         </w:rPr>
+        <w:t>“</w:t>
+      </w:r>
+      <w:r>
+        <w:rPr>
+          <w:lang w:val="en-US"/>
+        </w:rPr>
+        <w:t>Addiction is a treatable, chronic medical disease involving complex interactions among brain circuits, genetics, the environment, and an individual’s life experiences. People with addiction use substances or engage in behaviors that become compulsive and often continue despite harmful consequences</w:t>
+      </w:r>
+      <w:r>
+        <w:rPr>
+          <w:lang w:val="en-US"/>
+        </w:rPr>
+        <w:t>” []</w:t>
+      </w:r>
+    </w:p>
+    <w:p>
+      <w:pPr>
+        <w:rPr>
+          <w:lang w:val="en-US"/>
+        </w:rPr>
+      </w:pPr>
+      <w:r>
+        <w:rPr>
+          <w:lang w:val="en-US"/>
+        </w:rPr>
+        <w:t>Addiction is a very serious problem in lots of parts of the world</w:t>
+      </w:r>
+      <w:r>
+        <w:rPr>
+          <w:lang w:val="en-US"/>
+        </w:rPr>
+        <w:t>. I</w:t>
+      </w:r>
+      <w:r>
+        <w:rPr>
+          <w:lang w:val="en-US"/>
+        </w:rPr>
+        <w:t>n Vancouver Canada</w:t>
+      </w:r>
+      <w:r>
+        <w:rPr>
+          <w:lang w:val="en-US"/>
+        </w:rPr>
+        <w:t>, on the lower east side addiction has been called an epidemic, specifically o</w:t>
+      </w:r>
+      <w:r>
+        <w:rPr>
+          <w:lang w:val="en-US"/>
+        </w:rPr>
+        <w:t xml:space="preserve">pioid addiction has been </w:t>
+      </w:r>
+      <w:r>
+        <w:rPr>
+          <w:lang w:val="en-US"/>
+        </w:rPr>
+        <w:t>wreaking havoc on the local community.</w:t>
+      </w:r>
+    </w:p>
+    <w:p>
+      <w:pPr>
+        <w:rPr>
+          <w:lang w:val="en-US"/>
+        </w:rPr>
+      </w:pPr>
+      <w:r>
+        <w:rPr>
+          <w:lang w:val="en-US"/>
+        </w:rPr>
         <w:t xml:space="preserve">Currently social media runs of a very strange business model. Social media current model is to maximize engagement []. They do this because they can sell the data gathered from you to advertisers. A general business model is </w:t>
       </w:r>
       <w:proofErr w:type="gramStart"/>
@@ -268,114 +336,304 @@
         <w:rPr>
           <w:lang w:val="en-US"/>
         </w:rPr>
-        <w:t xml:space="preserve">This line becomes even more blurred when we consider drugs and alcohol. Some countries prohibit the consumption </w:t>
+        <w:t xml:space="preserve">This line becomes even more blurred when we consider drugs and alcohol. Some countries prohibit the consumption on </w:t>
       </w:r>
       <w:proofErr w:type="gramStart"/>
       <w:r>
         <w:rPr>
           <w:lang w:val="en-US"/>
         </w:rPr>
-        <w:t>on</w:t>
+        <w:t>alcohol</w:t>
       </w:r>
       <w:proofErr w:type="gramEnd"/>
       <w:r>
         <w:rPr>
           <w:lang w:val="en-US"/>
         </w:rPr>
-        <w:t xml:space="preserve"> </w:t>
+        <w:t xml:space="preserve"> and some do not. </w:t>
+      </w:r>
+      <w:r>
+        <w:rPr>
+          <w:lang w:val="en-US"/>
+        </w:rPr>
+        <w:t>Both the USA and Canada prohibited alcohol at points throughout their history</w:t>
+      </w:r>
+      <w:r>
+        <w:rPr>
+          <w:lang w:val="en-US"/>
+        </w:rPr>
+        <w:t xml:space="preserve"> []</w:t>
+      </w:r>
+      <w:r>
+        <w:rPr>
+          <w:lang w:val="en-US"/>
+        </w:rPr>
+        <w:t xml:space="preserve">. This back and forth of letting people do something that might hurt them without restricting a person basic right of free will is </w:t>
+      </w:r>
+      <w:r>
+        <w:rPr>
+          <w:lang w:val="en-US"/>
+        </w:rPr>
+        <w:lastRenderedPageBreak/>
+        <w:t>prevalent in lots of discussions. Should hard drugs be illegal to use? Should tobacco be illegal? Should gambling be illegal? Should marijuana be illegal?</w:t>
+      </w:r>
+    </w:p>
+    <w:p>
+      <w:pPr>
+        <w:rPr>
+          <w:lang w:val="en-US"/>
+        </w:rPr>
+      </w:pPr>
+      <w:r>
+        <w:rPr>
+          <w:lang w:val="en-US"/>
+        </w:rPr>
+        <w:t xml:space="preserve">These arguments of free will vs protecting people changes significantly when the people that are being protected are minors or children. The answer to </w:t>
       </w:r>
       <w:proofErr w:type="gramStart"/>
       <w:r>
         <w:rPr>
           <w:lang w:val="en-US"/>
         </w:rPr>
-        <w:t>alcohol</w:t>
+        <w:t>all of</w:t>
       </w:r>
       <w:proofErr w:type="gramEnd"/>
       <w:r>
         <w:rPr>
           <w:lang w:val="en-US"/>
         </w:rPr>
-        <w:t xml:space="preserve"> and some do not. </w:t>
-      </w:r>
-      <w:r>
-        <w:rPr>
-          <w:lang w:val="en-US"/>
-        </w:rPr>
-        <w:t>Both the USA and Canada prohibited alcohol at points throughout their history</w:t>
-      </w:r>
-      <w:r>
-        <w:rPr>
-          <w:lang w:val="en-US"/>
-        </w:rPr>
-        <w:t xml:space="preserve"> []</w:t>
-      </w:r>
-      <w:r>
-        <w:rPr>
-          <w:lang w:val="en-US"/>
-        </w:rPr>
-        <w:t>. This back and forth of letting people do something that might hurt them without restricting a person basic right of free will is prevalent in lots of discussions. Should hard drugs be illegal to use? Should tobacco be illegal? Should gambling be illegal? Should marijuana be illegal?</w:t>
-      </w:r>
-    </w:p>
-    <w:p>
-      <w:pPr>
-        <w:rPr>
-          <w:lang w:val="en-US"/>
-        </w:rPr>
-      </w:pPr>
-      <w:r>
-        <w:rPr>
-          <w:lang w:val="en-US"/>
-        </w:rPr>
-        <w:t xml:space="preserve">These arguments of free will vs protecting people </w:t>
+        <w:t xml:space="preserve"> the questions above, should x be illegal, were yes if you are a minor in Canada []. </w:t>
+      </w:r>
+      <w:r>
+        <w:rPr>
+          <w:lang w:val="en-US"/>
+        </w:rPr>
+        <w:t xml:space="preserve">Children don’t have fully developed frontal lobes, the part of the brain the regulates decision making []. For this </w:t>
       </w:r>
       <w:proofErr w:type="gramStart"/>
       <w:r>
         <w:rPr>
           <w:lang w:val="en-US"/>
         </w:rPr>
-        <w:t>changes</w:t>
+        <w:t>reason</w:t>
       </w:r>
       <w:proofErr w:type="gramEnd"/>
       <w:r>
         <w:rPr>
           <w:lang w:val="en-US"/>
         </w:rPr>
-        <w:t xml:space="preserve"> significantly when the people that are being protected are minors or children. The answer to </w:t>
+        <w:t xml:space="preserve"> drugs are and other addictive things are often illegal for children to use.</w:t>
+      </w:r>
+    </w:p>
+    <w:p>
+      <w:pPr>
+        <w:rPr>
+          <w:lang w:val="en-US"/>
+        </w:rPr>
+      </w:pPr>
+      <w:r>
+        <w:rPr>
+          <w:lang w:val="en-US"/>
+        </w:rPr>
+        <w:t xml:space="preserve">In Canada the laws have made it clear that we allow adults to do things that could potentially harm selves. If your act will potentially harm </w:t>
       </w:r>
       <w:proofErr w:type="gramStart"/>
       <w:r>
         <w:rPr>
           <w:lang w:val="en-US"/>
         </w:rPr>
-        <w:t>all of</w:t>
+        <w:t>another</w:t>
       </w:r>
       <w:proofErr w:type="gramEnd"/>
       <w:r>
         <w:rPr>
           <w:lang w:val="en-US"/>
         </w:rPr>
-        <w:t xml:space="preserve"> the questions above, should x be illegal, were yes if you are a minor in Canada []. </w:t>
-      </w:r>
-      <w:r>
-        <w:rPr>
-          <w:lang w:val="en-US"/>
-        </w:rPr>
-        <w:t xml:space="preserve">Children don’t have fully developed frontal lobes, the part of the brain the regulates decision making []. For this </w:t>
+        <w:t xml:space="preserve"> is it not ok. It is illegal to drive drunk, because you are putting other in unnecessary danger. You are allowed to be drunk, but that drunkenness can not put others in harms way. You are allowed to smoke tobacco, but there are now rules where you can smoke in order to protect those that would be harm by the </w:t>
       </w:r>
       <w:proofErr w:type="gramStart"/>
       <w:r>
         <w:rPr>
           <w:lang w:val="en-US"/>
         </w:rPr>
-        <w:t>reason</w:t>
+        <w:t>second hand</w:t>
       </w:r>
       <w:proofErr w:type="gramEnd"/>
       <w:r>
         <w:rPr>
           <w:lang w:val="en-US"/>
         </w:rPr>
-        <w:t xml:space="preserve"> drugs are and other addictive things are often illegal for children to use.</w:t>
+        <w:t xml:space="preserve"> smoke. Adults are allowed to gamble, gambling breaks the trend harming others, </w:t>
+      </w:r>
+      <w:r>
+        <w:rPr>
+          <w:lang w:val="en-US"/>
+        </w:rPr>
+        <w:t>if you lose all your money gambling there are no laws stopping you, even if you are responsible for minor.</w:t>
+      </w:r>
+    </w:p>
+    <w:p>
+      <w:pPr>
+        <w:rPr>
+          <w:lang w:val="en-US"/>
+        </w:rPr>
+      </w:pPr>
+      <w:r>
+        <w:rPr>
+          <w:lang w:val="en-US"/>
+        </w:rPr>
+        <w:t xml:space="preserve">This leads us to the topic of social </w:t>
+      </w:r>
+      <w:proofErr w:type="gramStart"/>
+      <w:r>
+        <w:rPr>
+          <w:lang w:val="en-US"/>
+        </w:rPr>
+        <w:t>media,</w:t>
+      </w:r>
+      <w:proofErr w:type="gramEnd"/>
+      <w:r>
+        <w:rPr>
+          <w:lang w:val="en-US"/>
+        </w:rPr>
+        <w:t xml:space="preserve"> it has the potential to cause harm to the person using it. Should it be illegal? </w:t>
+      </w:r>
+      <w:r>
+        <w:rPr>
+          <w:lang w:val="en-US"/>
+        </w:rPr>
+        <w:t>There is a debate that is maybe it should be.</w:t>
+      </w:r>
+      <w:r>
+        <w:rPr>
+          <w:lang w:val="en-US"/>
+        </w:rPr>
+        <w:t xml:space="preserve"> The debate is strongest when it is considering if we should ban social media for minors. But I would like to debate a broader point. Any business that users are the product should </w:t>
+      </w:r>
+      <w:r>
+        <w:rPr>
+          <w:lang w:val="en-US"/>
+        </w:rPr>
+        <w:t xml:space="preserve">not be illegal for minors to use. That is a business </w:t>
+      </w:r>
+      <w:proofErr w:type="gramStart"/>
+      <w:r>
+        <w:rPr>
+          <w:lang w:val="en-US"/>
+        </w:rPr>
+        <w:t>who’s</w:t>
+      </w:r>
+      <w:proofErr w:type="gramEnd"/>
+      <w:r>
+        <w:rPr>
+          <w:lang w:val="en-US"/>
+        </w:rPr>
+        <w:t xml:space="preserve"> revenue is more than 50% driven by data sold to third parties should be illegal for minors to use. </w:t>
+      </w:r>
+    </w:p>
+    <w:p>
+      <w:pPr>
+        <w:rPr>
+          <w:lang w:val="en-US"/>
+        </w:rPr>
+      </w:pPr>
+      <w:r>
+        <w:rPr>
+          <w:lang w:val="en-US"/>
+        </w:rPr>
+        <w:t xml:space="preserve">I am not saying that there are not problems with tobacco and alcohol. But theoretically a minor could buy these products and not use them, thus not harming them. The alcohol and tobacco companies would not care too much if they weren’t used, they would still be happy that they made a sale. Gambling and streaming services like Netflix are closer to being a problem. </w:t>
+      </w:r>
+    </w:p>
+    <w:p>
+      <w:pPr>
+        <w:rPr>
+          <w:lang w:val="en-US"/>
+        </w:rPr>
+      </w:pPr>
+      <w:r>
+        <w:rPr>
+          <w:lang w:val="en-US"/>
+        </w:rPr>
+        <w:t xml:space="preserve">Netflix might be selling the data gathered, but they theoretically only care that you keep your subscription, they don’t care if you don’t </w:t>
+      </w:r>
+      <w:proofErr w:type="gramStart"/>
+      <w:r>
+        <w:rPr>
+          <w:lang w:val="en-US"/>
+        </w:rPr>
+        <w:t>actually watch</w:t>
+      </w:r>
+      <w:proofErr w:type="gramEnd"/>
+      <w:r>
+        <w:rPr>
+          <w:lang w:val="en-US"/>
+        </w:rPr>
+        <w:t xml:space="preserve"> anything. Netflix has its own problems of trying to keep users engaged </w:t>
+      </w:r>
+      <w:r>
+        <w:rPr>
+          <w:lang w:val="en-US"/>
+        </w:rPr>
+        <w:t xml:space="preserve">like automatically playing the next episode. But they are less incentivized to make their product addictive because their revenue is not entirely or close to entirely based on their users using their products. </w:t>
+      </w:r>
+    </w:p>
+    <w:p>
+      <w:pPr>
+        <w:rPr>
+          <w:lang w:val="en-US"/>
+        </w:rPr>
+      </w:pPr>
+      <w:r>
+        <w:rPr>
+          <w:lang w:val="en-US"/>
+        </w:rPr>
+        <w:t xml:space="preserve">Gambling has a large problem with addiction. In Ontario you can put yourself on a </w:t>
+      </w:r>
+    </w:p>
+    <w:p>
+      <w:pPr>
+        <w:rPr>
+          <w:lang w:val="en-US"/>
+        </w:rPr>
+      </w:pPr>
+      <w:r>
+        <w:rPr>
+          <w:lang w:val="en-US"/>
+        </w:rPr>
+        <w:t xml:space="preserve">Just like gambling, tobacco, alcohol, and marijuana </w:t>
+      </w:r>
+      <w:r>
+        <w:rPr>
+          <w:lang w:val="en-US"/>
+        </w:rPr>
+        <w:t xml:space="preserve">social media can be addictive. </w:t>
+      </w:r>
+    </w:p>
+    <w:p>
+      <w:pPr>
+        <w:rPr>
+          <w:lang w:val="en-US"/>
+        </w:rPr>
+      </w:pPr>
+    </w:p>
+    <w:p>
+      <w:pPr>
+        <w:rPr>
+          <w:lang w:val="en-US"/>
+        </w:rPr>
+      </w:pPr>
+    </w:p>
+    <w:p>
+      <w:pPr>
+        <w:rPr>
+          <w:lang w:val="en-US"/>
+        </w:rPr>
+      </w:pPr>
+      <w:r>
+        <w:rPr>
+          <w:lang w:val="en-US"/>
+        </w:rPr>
+        <w:br w:type="page"/>
       </w:r>
     </w:p>
     <w:p>
@@ -389,317 +647,7 @@
           <w:lang w:val="en-US"/>
         </w:rPr>
         <w:lastRenderedPageBreak/>
-        <w:t xml:space="preserve">In Canada the laws have made it clear that we allow adults to do things that could potentially harm selves. If your act will potentially harm </w:t>
-      </w:r>
-      <w:proofErr w:type="gramStart"/>
-      <w:r>
-        <w:rPr>
-          <w:lang w:val="en-US"/>
-        </w:rPr>
-        <w:t>another</w:t>
-      </w:r>
-      <w:proofErr w:type="gramEnd"/>
-      <w:r>
-        <w:rPr>
-          <w:lang w:val="en-US"/>
-        </w:rPr>
-        <w:t xml:space="preserve"> is it not ok. It is illegal to drive drunk, because you are putting </w:t>
-      </w:r>
-      <w:proofErr w:type="gramStart"/>
-      <w:r>
-        <w:rPr>
-          <w:lang w:val="en-US"/>
-        </w:rPr>
-        <w:t>other</w:t>
-      </w:r>
-      <w:proofErr w:type="gramEnd"/>
-      <w:r>
-        <w:rPr>
-          <w:lang w:val="en-US"/>
-        </w:rPr>
-        <w:t xml:space="preserve"> in unnecessary danger. You are allowed to be drunk, but that drunkenness </w:t>
-      </w:r>
-      <w:proofErr w:type="gramStart"/>
-      <w:r>
-        <w:rPr>
-          <w:lang w:val="en-US"/>
-        </w:rPr>
-        <w:t>can not</w:t>
-      </w:r>
-      <w:proofErr w:type="gramEnd"/>
-      <w:r>
-        <w:rPr>
-          <w:lang w:val="en-US"/>
-        </w:rPr>
-        <w:t xml:space="preserve"> put others in harms way. You are allowed to smoke tobacco, but there are now rules where you can smoke in order to protect those that would be </w:t>
-      </w:r>
-      <w:proofErr w:type="gramStart"/>
-      <w:r>
-        <w:rPr>
-          <w:lang w:val="en-US"/>
-        </w:rPr>
-        <w:t>harm</w:t>
-      </w:r>
-      <w:proofErr w:type="gramEnd"/>
-      <w:r>
-        <w:rPr>
-          <w:lang w:val="en-US"/>
-        </w:rPr>
-        <w:t xml:space="preserve"> by the </w:t>
-      </w:r>
-      <w:proofErr w:type="gramStart"/>
-      <w:r>
-        <w:rPr>
-          <w:lang w:val="en-US"/>
-        </w:rPr>
-        <w:t>second hand</w:t>
-      </w:r>
-      <w:proofErr w:type="gramEnd"/>
-      <w:r>
-        <w:rPr>
-          <w:lang w:val="en-US"/>
-        </w:rPr>
-        <w:t xml:space="preserve"> smoke. Adults are allowed to gamble, gambling breaks the trend harming others, </w:t>
-      </w:r>
-      <w:r>
-        <w:rPr>
-          <w:lang w:val="en-US"/>
-        </w:rPr>
-        <w:t>if you lose all your money gambling there are no laws stopping you, even if you are responsible for minor.</w:t>
-      </w:r>
-    </w:p>
-    <w:p>
-      <w:pPr>
-        <w:rPr>
-          <w:lang w:val="en-US"/>
-        </w:rPr>
-      </w:pPr>
-      <w:r>
-        <w:rPr>
-          <w:lang w:val="en-US"/>
-        </w:rPr>
-        <w:t xml:space="preserve">This leads us to the topic of social </w:t>
-      </w:r>
-      <w:proofErr w:type="gramStart"/>
-      <w:r>
-        <w:rPr>
-          <w:lang w:val="en-US"/>
-        </w:rPr>
-        <w:t>media,</w:t>
-      </w:r>
-      <w:proofErr w:type="gramEnd"/>
-      <w:r>
-        <w:rPr>
-          <w:lang w:val="en-US"/>
-        </w:rPr>
-        <w:t xml:space="preserve"> it has the potential to cause harm to the person using it. Should it be illegal? </w:t>
-      </w:r>
-      <w:r>
-        <w:rPr>
-          <w:lang w:val="en-US"/>
-        </w:rPr>
-        <w:t xml:space="preserve">There is a debate </w:t>
-      </w:r>
-      <w:proofErr w:type="gramStart"/>
-      <w:r>
-        <w:rPr>
-          <w:lang w:val="en-US"/>
-        </w:rPr>
-        <w:t>that is</w:t>
-      </w:r>
-      <w:proofErr w:type="gramEnd"/>
-      <w:r>
-        <w:rPr>
-          <w:lang w:val="en-US"/>
-        </w:rPr>
-        <w:t xml:space="preserve"> maybe it should be.</w:t>
-      </w:r>
-      <w:r>
-        <w:rPr>
-          <w:lang w:val="en-US"/>
-        </w:rPr>
-        <w:t xml:space="preserve"> The debate is strongest when it is considering if we should ban social media for minors. But I would like to debate a broader point. Any business that users are the product should </w:t>
-      </w:r>
-      <w:r>
-        <w:rPr>
-          <w:lang w:val="en-US"/>
-        </w:rPr>
-        <w:t xml:space="preserve">not be illegal for minors to use. That is a business </w:t>
-      </w:r>
-      <w:proofErr w:type="gramStart"/>
-      <w:r>
-        <w:rPr>
-          <w:lang w:val="en-US"/>
-        </w:rPr>
-        <w:t>who’s</w:t>
-      </w:r>
-      <w:proofErr w:type="gramEnd"/>
-      <w:r>
-        <w:rPr>
-          <w:lang w:val="en-US"/>
-        </w:rPr>
-        <w:t xml:space="preserve"> revenue is more than 50% driven by data sold to third parties should be illegal for minors to use. </w:t>
-      </w:r>
-    </w:p>
-    <w:p>
-      <w:pPr>
-        <w:rPr>
-          <w:lang w:val="en-US"/>
-        </w:rPr>
-      </w:pPr>
-      <w:r>
-        <w:rPr>
-          <w:lang w:val="en-US"/>
-        </w:rPr>
-        <w:t xml:space="preserve">I am not saying that there are </w:t>
-      </w:r>
-      <w:proofErr w:type="gramStart"/>
-      <w:r>
-        <w:rPr>
-          <w:lang w:val="en-US"/>
-        </w:rPr>
-        <w:t>not</w:t>
-      </w:r>
-      <w:proofErr w:type="gramEnd"/>
-      <w:r>
-        <w:rPr>
-          <w:lang w:val="en-US"/>
-        </w:rPr>
-        <w:t xml:space="preserve"> problems with tobacco and alcohol. But theoretically a minor could buy these products and not use them, thus not harming them. The alcohol and tobacco companies would not care too much if they weren’t used, they would still be happy that they made a sale. Gambling and streaming services like Netflix are closer to being a problem. </w:t>
-      </w:r>
-    </w:p>
-    <w:p>
-      <w:pPr>
-        <w:rPr>
-          <w:lang w:val="en-US"/>
-        </w:rPr>
-      </w:pPr>
-      <w:r>
-        <w:rPr>
-          <w:lang w:val="en-US"/>
-        </w:rPr>
-        <w:t xml:space="preserve">Netflix might be selling the data gathered, but they theoretically only care that you keep your subscription, they don’t care if you don’t </w:t>
-      </w:r>
-      <w:proofErr w:type="gramStart"/>
-      <w:r>
-        <w:rPr>
-          <w:lang w:val="en-US"/>
-        </w:rPr>
-        <w:t>actually watch</w:t>
-      </w:r>
-      <w:proofErr w:type="gramEnd"/>
-      <w:r>
-        <w:rPr>
-          <w:lang w:val="en-US"/>
-        </w:rPr>
-        <w:t xml:space="preserve"> anything. Netflix has its own problems of trying to keep users engaged </w:t>
-      </w:r>
-      <w:r>
-        <w:rPr>
-          <w:lang w:val="en-US"/>
-        </w:rPr>
-        <w:t xml:space="preserve">like automatically playing the next episode. But they are less incentivized to make their product addictive because their revenue is not entirely or close to entirely based on their users using their products. </w:t>
-      </w:r>
-    </w:p>
-    <w:p>
-      <w:pPr>
-        <w:rPr>
-          <w:lang w:val="en-US"/>
-        </w:rPr>
-      </w:pPr>
-      <w:r>
-        <w:rPr>
-          <w:lang w:val="en-US"/>
-        </w:rPr>
-        <w:t xml:space="preserve">Gambling has a large problem with addiction. In Ontario you can put yourself on a </w:t>
-      </w:r>
-    </w:p>
-    <w:p>
-      <w:pPr>
-        <w:rPr>
-          <w:lang w:val="en-US"/>
-        </w:rPr>
-      </w:pPr>
-      <w:r>
-        <w:rPr>
-          <w:lang w:val="en-US"/>
-        </w:rPr>
-        <w:t xml:space="preserve">Just like gambling, tobacco, alcohol, and </w:t>
-      </w:r>
-      <w:proofErr w:type="gramStart"/>
-      <w:r>
-        <w:rPr>
-          <w:lang w:val="en-US"/>
-        </w:rPr>
-        <w:t>marijuana</w:t>
-      </w:r>
-      <w:proofErr w:type="gramEnd"/>
-      <w:r>
-        <w:rPr>
-          <w:lang w:val="en-US"/>
-        </w:rPr>
-        <w:t xml:space="preserve"> </w:t>
-      </w:r>
-      <w:r>
-        <w:rPr>
-          <w:lang w:val="en-US"/>
-        </w:rPr>
-        <w:t xml:space="preserve">social media can be addictive. </w:t>
-      </w:r>
-    </w:p>
-    <w:p>
-      <w:pPr>
-        <w:rPr>
-          <w:lang w:val="en-US"/>
-        </w:rPr>
-      </w:pPr>
-    </w:p>
-    <w:p>
-      <w:pPr>
-        <w:rPr>
-          <w:lang w:val="en-US"/>
-        </w:rPr>
-      </w:pPr>
-    </w:p>
-    <w:p>
-      <w:pPr>
-        <w:rPr>
-          <w:lang w:val="en-US"/>
-        </w:rPr>
-      </w:pPr>
-      <w:r>
-        <w:rPr>
-          <w:lang w:val="en-US"/>
-        </w:rPr>
-        <w:br w:type="page"/>
-      </w:r>
-    </w:p>
-    <w:p>
-      <w:pPr>
-        <w:rPr>
-          <w:lang w:val="en-US"/>
-        </w:rPr>
-      </w:pPr>
-      <w:r>
-        <w:rPr>
-          <w:lang w:val="en-US"/>
-        </w:rPr>
-        <w:lastRenderedPageBreak/>
-        <w:t xml:space="preserve">All forms of entertainment can be addictive. We enjoy something so we want to experience it more. A problem occurs when entertainment is trying to be </w:t>
-      </w:r>
-      <w:proofErr w:type="gramStart"/>
-      <w:r>
-        <w:rPr>
-          <w:lang w:val="en-US"/>
-        </w:rPr>
-        <w:t>addictive</w:t>
-      </w:r>
-      <w:proofErr w:type="gramEnd"/>
-      <w:r>
-        <w:rPr>
-          <w:lang w:val="en-US"/>
-        </w:rPr>
-        <w:t xml:space="preserve"> not just as entertaining as possible. If your product is trying to provide entertainment, your goal should be to entertain thus getting your users to come back because they want to be entertained. Your goal should not be to get your users addicted and want them to spend all their time on your product, the goal is your user spends all their free time and excess money on your product or service.</w:t>
+        <w:t>All forms of entertainment can be addictive. We enjoy something so we want to experience it more. A problem occurs when entertainment is trying to be addictive not just as entertaining as possible. If your product is trying to provide entertainment, your goal should be to entertain thus getting your users to come back because they want to be entertained. Your goal should not be to get your users addicted and want them to spend all their time on your product, the goal is your user spends all their free time and excess money on your product or service.</w:t>
       </w:r>
     </w:p>
     <w:p>
@@ -1181,21 +1129,7 @@
         <w:rPr>
           <w:lang w:val="en-US"/>
         </w:rPr>
-        <w:t xml:space="preserve">if they were constantly </w:t>
-      </w:r>
-      <w:proofErr w:type="gramStart"/>
-      <w:r>
-        <w:rPr>
-          <w:lang w:val="en-US"/>
-        </w:rPr>
-        <w:t>playing</w:t>
-      </w:r>
-      <w:proofErr w:type="gramEnd"/>
-      <w:r>
-        <w:rPr>
-          <w:lang w:val="en-US"/>
-        </w:rPr>
-        <w:t xml:space="preserve"> </w:t>
+        <w:t xml:space="preserve">if they were constantly playing </w:t>
       </w:r>
       <w:r>
         <w:rPr>
@@ -1257,21 +1191,7 @@
         <w:rPr>
           <w:lang w:val="en-US"/>
         </w:rPr>
-        <w:t xml:space="preserve"> </w:t>
-      </w:r>
-      <w:proofErr w:type="gramStart"/>
-      <w:r>
-        <w:rPr>
-          <w:lang w:val="en-US"/>
-        </w:rPr>
-        <w:t>data</w:t>
-      </w:r>
-      <w:proofErr w:type="gramEnd"/>
-      <w:r>
-        <w:rPr>
-          <w:lang w:val="en-US"/>
-        </w:rPr>
-        <w:t xml:space="preserve"> if they did it would most likely be at the expense of a good product. This competing forces on incentives make sure google doesn’t make an addictive product.</w:t>
+        <w:t xml:space="preserve"> data if they did it would most likely be at the expense of a good product. This competing forces on incentives make sure google doesn’t make an addictive product.</w:t>
       </w:r>
     </w:p>
     <w:p>
@@ -1517,13 +1437,7 @@
         <w:rPr>
           <w:lang w:val="en-US"/>
         </w:rPr>
-        <w:t>ethical for a company product to be only financially incentivized to keep their users engaged with their product for an infinite amount of time</w:t>
-      </w:r>
-      <w:r>
-        <w:rPr>
-          <w:lang w:val="en-US"/>
-        </w:rPr>
-        <w:t>.</w:t>
+        <w:t>ethical for a company product to be only financially incentivized to keep their users engaged with their product for an infinite amount of time.</w:t>
       </w:r>
     </w:p>
     <w:p>
@@ -1690,21 +1604,7 @@
         <w:rPr>
           <w:lang w:val="en-US"/>
         </w:rPr>
-        <w:t xml:space="preserve">Casinos are wholly incentivized to keep their customers gambling as long as </w:t>
-      </w:r>
-      <w:proofErr w:type="gramStart"/>
-      <w:r>
-        <w:rPr>
-          <w:lang w:val="en-US"/>
-        </w:rPr>
-        <w:t>possible</w:t>
-      </w:r>
-      <w:proofErr w:type="gramEnd"/>
-      <w:r>
-        <w:rPr>
-          <w:lang w:val="en-US"/>
-        </w:rPr>
-        <w:t xml:space="preserve"> making them unethical. Most governments around the world recognize this and gambling is highly regulated</w:t>
+        <w:t>Casinos are wholly incentivized to keep their customers gambling as long as possible making them unethical. Most governments around the world recognize this and gambling is highly regulated</w:t>
       </w:r>
       <w:r>
         <w:rPr>
@@ -2464,6 +2364,7 @@
   <w:style w:type="character" w:default="1" w:styleId="DefaultParagraphFont">
     <w:name w:val="Default Paragraph Font"/>
     <w:uiPriority w:val="1"/>
+    <w:semiHidden/>
     <w:unhideWhenUsed/>
   </w:style>
   <w:style w:type="table" w:default="1" w:styleId="TableNormal">
